--- a/Post GE15.docx
+++ b/Post GE15.docx
@@ -1,6 +1,6 @@
 
 <file path=word/document.xml><?xml version="1.0" encoding="utf-8"?>
-<w:document xmlns:wpc="http://schemas.microsoft.com/office/word/2010/wordprocessingCanvas" xmlns:cx="http://schemas.microsoft.com/office/drawing/2014/chartex" xmlns:cx1="http://schemas.microsoft.com/office/drawing/2015/9/8/chartex" xmlns:cx2="http://schemas.microsoft.com/office/drawing/2015/10/21/chartex" xmlns:cx3="http://schemas.microsoft.com/office/drawing/2016/5/9/chartex" xmlns:cx4="http://schemas.microsoft.com/office/drawing/2016/5/10/chartex" xmlns:cx5="http://schemas.microsoft.com/office/drawing/2016/5/11/chartex" xmlns:cx6="http://schemas.microsoft.com/office/drawing/2016/5/12/chartex" xmlns:cx7="http://schemas.microsoft.com/office/drawing/2016/5/13/chartex" xmlns:cx8="http://schemas.microsoft.com/office/drawing/2016/5/14/chartex" xmlns:mc="http://schemas.openxmlformats.org/markup-compatibility/2006" xmlns:aink="http://schemas.microsoft.com/office/drawing/2016/ink" xmlns:am3d="http://schemas.microsoft.com/office/drawing/2017/model3d" xmlns:o="urn:schemas-microsoft-com:office:office" xmlns:r="http://schemas.openxmlformats.org/officeDocument/2006/relationships" xmlns:m="http://schemas.openxmlformats.org/officeDocument/2006/math" xmlns:v="urn:schemas-microsoft-com:vml" xmlns:wp14="http://schemas.microsoft.com/office/word/2010/wordprocessingDrawing" xmlns:wp="http://schemas.openxmlformats.org/drawingml/2006/wordprocessingDrawing" xmlns:w10="urn:schemas-microsoft-com:office:word" xmlns:w="http://schemas.openxmlformats.org/wordprocessingml/2006/main" xmlns:w14="http://schemas.microsoft.com/office/word/2010/wordml" xmlns:w15="http://schemas.microsoft.com/office/word/2012/wordml" xmlns:w16cex="http://schemas.microsoft.com/office/word/2018/wordml/cex" xmlns:w16cid="http://schemas.microsoft.com/office/word/2016/wordml/cid" xmlns:w16="http://schemas.microsoft.com/office/word/2018/wordml" xmlns:w16sdtdh="http://schemas.microsoft.com/office/word/2020/wordml/sdtdatahash" xmlns:w16se="http://schemas.microsoft.com/office/word/2015/wordml/symex" xmlns:wpg="http://schemas.microsoft.com/office/word/2010/wordprocessingGroup" xmlns:wpi="http://schemas.microsoft.com/office/word/2010/wordprocessingInk" xmlns:wne="http://schemas.microsoft.com/office/word/2006/wordml" xmlns:wps="http://schemas.microsoft.com/office/word/2010/wordprocessingShape" mc:Ignorable="w14 w15 w16se w16cid w16 w16cex w16sdtdh wp14">
+<w:document xmlns:wpc="http://schemas.microsoft.com/office/word/2010/wordprocessingCanvas" xmlns:cx="http://schemas.microsoft.com/office/drawing/2014/chartex" xmlns:cx1="http://schemas.microsoft.com/office/drawing/2015/9/8/chartex" xmlns:cx2="http://schemas.microsoft.com/office/drawing/2015/10/21/chartex" xmlns:cx3="http://schemas.microsoft.com/office/drawing/2016/5/9/chartex" xmlns:cx4="http://schemas.microsoft.com/office/drawing/2016/5/10/chartex" xmlns:cx5="http://schemas.microsoft.com/office/drawing/2016/5/11/chartex" xmlns:cx6="http://schemas.microsoft.com/office/drawing/2016/5/12/chartex" xmlns:cx7="http://schemas.microsoft.com/office/drawing/2016/5/13/chartex" xmlns:cx8="http://schemas.microsoft.com/office/drawing/2016/5/14/chartex" xmlns:mc="http://schemas.openxmlformats.org/markup-compatibility/2006" xmlns:aink="http://schemas.microsoft.com/office/drawing/2016/ink" xmlns:am3d="http://schemas.microsoft.com/office/drawing/2017/model3d" xmlns:o="urn:schemas-microsoft-com:office:office" xmlns:oel="http://schemas.microsoft.com/office/2019/extlst" xmlns:r="http://schemas.openxmlformats.org/officeDocument/2006/relationships" xmlns:m="http://schemas.openxmlformats.org/officeDocument/2006/math" xmlns:v="urn:schemas-microsoft-com:vml" xmlns:wp14="http://schemas.microsoft.com/office/word/2010/wordprocessingDrawing" xmlns:wp="http://schemas.openxmlformats.org/drawingml/2006/wordprocessingDrawing" xmlns:w10="urn:schemas-microsoft-com:office:word" xmlns:w="http://schemas.openxmlformats.org/wordprocessingml/2006/main" xmlns:w14="http://schemas.microsoft.com/office/word/2010/wordml" xmlns:w15="http://schemas.microsoft.com/office/word/2012/wordml" xmlns:w16cex="http://schemas.microsoft.com/office/word/2018/wordml/cex" xmlns:w16cid="http://schemas.microsoft.com/office/word/2016/wordml/cid" xmlns:w16="http://schemas.microsoft.com/office/word/2018/wordml" xmlns:w16du="http://schemas.microsoft.com/office/word/2023/wordml/word16du" xmlns:w16sdtdh="http://schemas.microsoft.com/office/word/2020/wordml/sdtdatahash" xmlns:w16sdtfl="http://schemas.microsoft.com/office/word/2024/wordml/sdtformatlock" xmlns:w16se="http://schemas.microsoft.com/office/word/2015/wordml/symex" xmlns:wpg="http://schemas.microsoft.com/office/word/2010/wordprocessingGroup" xmlns:wpi="http://schemas.microsoft.com/office/word/2010/wordprocessingInk" xmlns:wne="http://schemas.microsoft.com/office/word/2006/wordml" xmlns:wps="http://schemas.microsoft.com/office/word/2010/wordprocessingShape" mc:Ignorable="w14 w15 w16se w16cid w16 w16cex w16sdtdh w16sdtfl w16du wp14">
   <w:body>
     <w:p>
       <w:pPr>
@@ -54,15 +54,7 @@
       </w:r>
       <w:proofErr w:type="spellEnd"/>
       <w:r>
-        <w:t xml:space="preserve"> </w:t>
-      </w:r>
-      <w:proofErr w:type="spellStart"/>
-      <w:r>
-        <w:t>dengan</w:t>
-      </w:r>
-      <w:proofErr w:type="spellEnd"/>
-      <w:r>
-        <w:t xml:space="preserve"> </w:t>
+        <w:t xml:space="preserve"> dengan </w:t>
       </w:r>
       <w:proofErr w:type="spellStart"/>
       <w:r>
@@ -97,15 +89,7 @@
       </w:r>
       <w:proofErr w:type="spellEnd"/>
       <w:r>
-        <w:t xml:space="preserve"> jadi </w:t>
-      </w:r>
-      <w:proofErr w:type="spellStart"/>
-      <w:r>
-        <w:t>dengan</w:t>
-      </w:r>
-      <w:proofErr w:type="spellEnd"/>
-      <w:r>
-        <w:t xml:space="preserve"> reform2 yang </w:t>
+        <w:t xml:space="preserve"> jadi dengan reform2 yang </w:t>
       </w:r>
       <w:proofErr w:type="spellStart"/>
       <w:r>
@@ -336,15 +320,7 @@
       </w:r>
       <w:proofErr w:type="spellEnd"/>
       <w:r>
-        <w:t xml:space="preserve">, </w:t>
-      </w:r>
-      <w:proofErr w:type="spellStart"/>
-      <w:r>
-        <w:t>Luqman</w:t>
-      </w:r>
-      <w:proofErr w:type="spellEnd"/>
-      <w:r>
-        <w:t xml:space="preserve"> Long </w:t>
+        <w:t xml:space="preserve">, Luqman Long </w:t>
       </w:r>
       <w:proofErr w:type="spellStart"/>
       <w:r>
@@ -419,15 +395,7 @@
       </w:r>
       <w:proofErr w:type="spellEnd"/>
       <w:r>
-        <w:t xml:space="preserve"> </w:t>
-      </w:r>
-      <w:proofErr w:type="spellStart"/>
-      <w:r>
-        <w:t>dengan</w:t>
-      </w:r>
-      <w:proofErr w:type="spellEnd"/>
-      <w:r>
-        <w:t xml:space="preserve"> BN.</w:t>
+        <w:t xml:space="preserve"> dengan BN.</w:t>
       </w:r>
     </w:p>
     <w:p>
@@ -620,15 +588,7 @@
         <w:t>over her removal vape from the country Poison Lists</w:t>
       </w:r>
       <w:r>
-        <w:t xml:space="preserve">. </w:t>
-      </w:r>
-      <w:proofErr w:type="spellStart"/>
-      <w:r>
-        <w:t>Katanya</w:t>
-      </w:r>
-      <w:proofErr w:type="spellEnd"/>
-      <w:r>
-        <w:t xml:space="preserve"> action </w:t>
+        <w:t xml:space="preserve">. Katanya action </w:t>
       </w:r>
       <w:proofErr w:type="spellStart"/>
       <w:r>
@@ -843,15 +803,7 @@
       </w:r>
       <w:proofErr w:type="spellEnd"/>
       <w:r>
-        <w:t xml:space="preserve">. </w:t>
-      </w:r>
-      <w:proofErr w:type="spellStart"/>
-      <w:r>
-        <w:t>Ini</w:t>
-      </w:r>
-      <w:proofErr w:type="spellEnd"/>
-      <w:r>
-        <w:t xml:space="preserve"> untuk </w:t>
+        <w:t xml:space="preserve">. Ini untuk </w:t>
       </w:r>
       <w:proofErr w:type="spellStart"/>
       <w:r>
@@ -870,15 +822,7 @@
         <w:t xml:space="preserve"> dan </w:t>
       </w:r>
       <w:r>
-        <w:t xml:space="preserve">salah </w:t>
-      </w:r>
-      <w:proofErr w:type="spellStart"/>
-      <w:r>
-        <w:t>guna</w:t>
-      </w:r>
-      <w:proofErr w:type="spellEnd"/>
-      <w:r>
-        <w:t xml:space="preserve"> </w:t>
+        <w:t xml:space="preserve">salah guna </w:t>
       </w:r>
       <w:proofErr w:type="spellStart"/>
       <w:r>
@@ -1211,24 +1155,14 @@
       <w:r>
         <w:t xml:space="preserve"> (</w:t>
       </w:r>
-      <w:r>
-        <w:fldChar w:fldCharType="begin"/>
-      </w:r>
-      <w:r>
-        <w:instrText xml:space="preserve"> HYPERLINK "https://www.hmetro.com.my/mutakhir/2023/07/986183/isu-anak-lahir-luar-negara-pm-akan-persembahkan-cadangan-pindaan" </w:instrText>
-      </w:r>
-      <w:r>
-        <w:fldChar w:fldCharType="separate"/>
-      </w:r>
-      <w:r>
-        <w:rPr>
-          <w:rStyle w:val="Hyperlink"/>
-        </w:rPr>
-        <w:t>link</w:t>
-      </w:r>
-      <w:r>
-        <w:fldChar w:fldCharType="end"/>
-      </w:r>
+      <w:hyperlink r:id="rId6" w:history="1">
+        <w:r>
+          <w:rPr>
+            <w:rStyle w:val="Hyperlink"/>
+          </w:rPr>
+          <w:t>link</w:t>
+        </w:r>
+      </w:hyperlink>
       <w:r>
         <w:t>)</w:t>
       </w:r>
@@ -1259,15 +1193,7 @@
       </w:r>
       <w:proofErr w:type="spellEnd"/>
       <w:r>
-        <w:t xml:space="preserve"> </w:t>
-      </w:r>
-      <w:proofErr w:type="spellStart"/>
-      <w:r>
-        <w:t>Hadi</w:t>
-      </w:r>
-      <w:proofErr w:type="spellEnd"/>
-      <w:r>
-        <w:t xml:space="preserve"> ke </w:t>
+        <w:t xml:space="preserve"> Hadi ke </w:t>
       </w:r>
       <w:proofErr w:type="spellStart"/>
       <w:r>
@@ -1275,100 +1201,915 @@
       </w:r>
       <w:proofErr w:type="spellEnd"/>
       <w:r>
+        <w:t xml:space="preserve">. Dia kata </w:t>
+      </w:r>
+      <w:proofErr w:type="spellStart"/>
+      <w:r>
+        <w:t>ada</w:t>
+      </w:r>
+      <w:proofErr w:type="spellEnd"/>
+      <w:r>
+        <w:t xml:space="preserve"> corruption </w:t>
+      </w:r>
+      <w:proofErr w:type="spellStart"/>
+      <w:r>
+        <w:t>berlaku</w:t>
+      </w:r>
+      <w:proofErr w:type="spellEnd"/>
+      <w:r>
+        <w:t xml:space="preserve">, </w:t>
+      </w:r>
+      <w:proofErr w:type="spellStart"/>
+      <w:r>
+        <w:t>tu</w:t>
+      </w:r>
+      <w:proofErr w:type="spellEnd"/>
+      <w:r>
+        <w:t xml:space="preserve"> sebab </w:t>
+      </w:r>
+      <w:proofErr w:type="spellStart"/>
+      <w:r>
+        <w:t>dia</w:t>
+      </w:r>
+      <w:proofErr w:type="spellEnd"/>
+      <w:r>
+        <w:t xml:space="preserve"> </w:t>
+      </w:r>
+      <w:proofErr w:type="spellStart"/>
+      <w:r>
+        <w:t>menang</w:t>
+      </w:r>
+      <w:proofErr w:type="spellEnd"/>
+      <w:r>
+        <w:t>.</w:t>
+      </w:r>
+    </w:p>
+    <w:p>
+      <w:pPr>
+        <w:jc w:val="both"/>
+      </w:pPr>
+    </w:p>
+    <w:p>
+      <w:pPr>
+        <w:jc w:val="both"/>
+      </w:pPr>
+      <w:r>
+        <w:t xml:space="preserve">Fahmi pulak, </w:t>
+      </w:r>
+      <w:proofErr w:type="spellStart"/>
+      <w:r>
+        <w:t>tiada</w:t>
+      </w:r>
+      <w:proofErr w:type="spellEnd"/>
+      <w:r>
+        <w:t xml:space="preserve"> </w:t>
+      </w:r>
+      <w:proofErr w:type="spellStart"/>
+      <w:r>
+        <w:t>lagi</w:t>
+      </w:r>
+      <w:proofErr w:type="spellEnd"/>
+      <w:r>
+        <w:t xml:space="preserve"> plans nak draft laws </w:t>
+      </w:r>
+      <w:r>
+        <w:t xml:space="preserve">to hold social media companies accountable for fake news. </w:t>
+      </w:r>
+    </w:p>
+    <w:p>
+      <w:pPr>
+        <w:jc w:val="both"/>
+      </w:pPr>
+    </w:p>
+    <w:p>
+      <w:pPr>
+        <w:jc w:val="both"/>
+      </w:pPr>
+      <w:r>
+        <w:t xml:space="preserve">Saifuddin pulak kata </w:t>
+      </w:r>
+      <w:proofErr w:type="spellStart"/>
+      <w:r>
+        <w:t>akan</w:t>
+      </w:r>
+      <w:proofErr w:type="spellEnd"/>
+      <w:r>
+        <w:t xml:space="preserve"> </w:t>
+      </w:r>
+      <w:proofErr w:type="spellStart"/>
+      <w:r>
+        <w:t>terima</w:t>
+      </w:r>
+      <w:proofErr w:type="spellEnd"/>
+      <w:r>
+        <w:t xml:space="preserve"> 7000 polis camera pada tahun depan. </w:t>
+      </w:r>
+    </w:p>
+    <w:p>
+      <w:pPr>
+        <w:jc w:val="both"/>
+      </w:pPr>
+    </w:p>
+    <w:p>
+      <w:pPr>
+        <w:jc w:val="both"/>
+      </w:pPr>
+      <w:r>
+        <w:lastRenderedPageBreak/>
+        <w:t xml:space="preserve">GPS pulak, diorng tak nak kerja dengan Mahathir kerana Mahathir </w:t>
+      </w:r>
+      <w:proofErr w:type="spellStart"/>
+      <w:r>
+        <w:t>bantah</w:t>
+      </w:r>
+      <w:proofErr w:type="spellEnd"/>
+      <w:r>
+        <w:t xml:space="preserve"> dengan multiculturalism</w:t>
+      </w:r>
+      <w:r>
+        <w:t xml:space="preserve">. Few days ago, </w:t>
+      </w:r>
+      <w:proofErr w:type="spellStart"/>
+      <w:r>
+        <w:t>madey</w:t>
+      </w:r>
+      <w:proofErr w:type="spellEnd"/>
+      <w:r>
+        <w:t xml:space="preserve"> kata </w:t>
+      </w:r>
+      <w:r>
+        <w:t xml:space="preserve">sokong multiculturalism </w:t>
+      </w:r>
+      <w:proofErr w:type="spellStart"/>
+      <w:r>
+        <w:t>ni</w:t>
+      </w:r>
+      <w:proofErr w:type="spellEnd"/>
+      <w:r>
+        <w:t xml:space="preserve"> </w:t>
+      </w:r>
+      <w:proofErr w:type="spellStart"/>
+      <w:r>
+        <w:t>adalah</w:t>
+      </w:r>
+      <w:proofErr w:type="spellEnd"/>
+      <w:r>
+        <w:t xml:space="preserve"> against the constitution</w:t>
+      </w:r>
+      <w:r>
         <w:t xml:space="preserve">. </w:t>
       </w:r>
-      <w:proofErr w:type="spellStart"/>
-      <w:r>
-        <w:t>Dia</w:t>
-      </w:r>
-      <w:proofErr w:type="spellEnd"/>
+    </w:p>
+    <w:p>
+      <w:pPr>
+        <w:jc w:val="both"/>
+      </w:pPr>
+    </w:p>
+    <w:p>
+      <w:pPr>
+        <w:jc w:val="both"/>
+      </w:pPr>
+      <w:proofErr w:type="spellStart"/>
+      <w:r>
+        <w:t>Rafizi</w:t>
+      </w:r>
+      <w:proofErr w:type="spellEnd"/>
+      <w:r>
+        <w:t xml:space="preserve"> pulak, </w:t>
+      </w:r>
+      <w:proofErr w:type="spellStart"/>
+      <w:r>
+        <w:t>dia</w:t>
+      </w:r>
+      <w:proofErr w:type="spellEnd"/>
+      <w:r>
+        <w:t xml:space="preserve">, </w:t>
+      </w:r>
+      <w:proofErr w:type="spellStart"/>
+      <w:r>
+        <w:t>anwar</w:t>
+      </w:r>
+      <w:proofErr w:type="spellEnd"/>
+      <w:r>
+        <w:t xml:space="preserve"> and </w:t>
+      </w:r>
+      <w:proofErr w:type="spellStart"/>
+      <w:r>
+        <w:t>nik</w:t>
+      </w:r>
+      <w:proofErr w:type="spellEnd"/>
+      <w:r>
+        <w:t xml:space="preserve"> </w:t>
+      </w:r>
+      <w:proofErr w:type="spellStart"/>
+      <w:r>
+        <w:t>nazmi</w:t>
+      </w:r>
+      <w:proofErr w:type="spellEnd"/>
+      <w:r>
+        <w:t xml:space="preserve"> jumpa </w:t>
+      </w:r>
+      <w:proofErr w:type="spellStart"/>
+      <w:r>
+        <w:t>kerajaan</w:t>
+      </w:r>
+      <w:proofErr w:type="spellEnd"/>
+      <w:r>
+        <w:t xml:space="preserve"> Kelantan kenapa </w:t>
+      </w:r>
+      <w:proofErr w:type="spellStart"/>
+      <w:r>
+        <w:t>perlu</w:t>
+      </w:r>
+      <w:proofErr w:type="spellEnd"/>
+      <w:r>
+        <w:t xml:space="preserve"> sampai 7 </w:t>
+      </w:r>
+      <w:proofErr w:type="spellStart"/>
+      <w:r>
+        <w:t>loji</w:t>
+      </w:r>
+      <w:proofErr w:type="spellEnd"/>
+      <w:r>
+        <w:t xml:space="preserve"> sampai rm8 billion? </w:t>
+      </w:r>
+      <w:proofErr w:type="spellStart"/>
+      <w:r>
+        <w:t>Bukan</w:t>
+      </w:r>
+      <w:proofErr w:type="spellEnd"/>
+      <w:r>
+        <w:t xml:space="preserve"> ke 1 </w:t>
+      </w:r>
+      <w:proofErr w:type="spellStart"/>
+      <w:r>
+        <w:t>loji</w:t>
+      </w:r>
+      <w:proofErr w:type="spellEnd"/>
+      <w:r>
+        <w:t xml:space="preserve"> pon dah </w:t>
+      </w:r>
+      <w:proofErr w:type="spellStart"/>
+      <w:r>
+        <w:t>cukup</w:t>
+      </w:r>
+      <w:proofErr w:type="spellEnd"/>
+      <w:r>
+        <w:t xml:space="preserve"> ke? Kerajaan Kelantan respond “</w:t>
+      </w:r>
+      <w:proofErr w:type="spellStart"/>
+      <w:r>
+        <w:t>kita</w:t>
+      </w:r>
+      <w:proofErr w:type="spellEnd"/>
+      <w:r>
+        <w:t xml:space="preserve"> </w:t>
+      </w:r>
+      <w:proofErr w:type="spellStart"/>
+      <w:r>
+        <w:t>mintok</w:t>
+      </w:r>
+      <w:proofErr w:type="spellEnd"/>
+      <w:r>
+        <w:t xml:space="preserve"> je”.</w:t>
+      </w:r>
+    </w:p>
+    <w:p>
+      <w:pPr>
+        <w:jc w:val="both"/>
+      </w:pPr>
+    </w:p>
+    <w:p>
+      <w:pPr>
+        <w:jc w:val="both"/>
+      </w:pPr>
+      <w:proofErr w:type="spellStart"/>
+      <w:r>
+        <w:t>Ketua</w:t>
+      </w:r>
+      <w:proofErr w:type="spellEnd"/>
+      <w:r>
+        <w:t xml:space="preserve"> polis kata </w:t>
+      </w:r>
+      <w:proofErr w:type="spellStart"/>
+      <w:r>
+        <w:t>dia</w:t>
+      </w:r>
+      <w:proofErr w:type="spellEnd"/>
+      <w:r>
+        <w:t xml:space="preserve"> nak focus </w:t>
+      </w:r>
+      <w:proofErr w:type="spellStart"/>
+      <w:r>
+        <w:t>k</w:t>
+      </w:r>
+      <w:r>
+        <w:t>pd</w:t>
+      </w:r>
+      <w:proofErr w:type="spellEnd"/>
+      <w:r>
+        <w:t xml:space="preserve"> </w:t>
+      </w:r>
+      <w:proofErr w:type="spellStart"/>
+      <w:r>
+        <w:t>pegawai</w:t>
+      </w:r>
+      <w:proofErr w:type="spellEnd"/>
+      <w:r>
+        <w:t xml:space="preserve"> </w:t>
+      </w:r>
+      <w:proofErr w:type="spellStart"/>
+      <w:r>
+        <w:t>rendah</w:t>
+      </w:r>
+      <w:proofErr w:type="spellEnd"/>
+      <w:r>
+        <w:t xml:space="preserve"> polis yang </w:t>
+      </w:r>
+      <w:proofErr w:type="spellStart"/>
+      <w:r>
+        <w:t>bergaji</w:t>
+      </w:r>
+      <w:proofErr w:type="spellEnd"/>
+      <w:r>
+        <w:t xml:space="preserve"> </w:t>
+      </w:r>
+      <w:proofErr w:type="spellStart"/>
+      <w:r>
+        <w:t>rendah</w:t>
+      </w:r>
+      <w:proofErr w:type="spellEnd"/>
+      <w:r>
+        <w:t xml:space="preserve">. Kalau polis </w:t>
+      </w:r>
+      <w:proofErr w:type="spellStart"/>
+      <w:r>
+        <w:t>ni</w:t>
+      </w:r>
+      <w:proofErr w:type="spellEnd"/>
+      <w:r>
+        <w:t xml:space="preserve"> </w:t>
+      </w:r>
+      <w:proofErr w:type="spellStart"/>
+      <w:r>
+        <w:t>bertugas</w:t>
+      </w:r>
+      <w:proofErr w:type="spellEnd"/>
+      <w:r>
+        <w:t xml:space="preserve"> kat </w:t>
+      </w:r>
+      <w:r>
+        <w:t xml:space="preserve">Kawasan </w:t>
+      </w:r>
+      <w:proofErr w:type="spellStart"/>
+      <w:r>
+        <w:t>terpencil</w:t>
+      </w:r>
+      <w:proofErr w:type="spellEnd"/>
+      <w:r>
+        <w:t xml:space="preserve">, RM2500 </w:t>
+      </w:r>
+      <w:proofErr w:type="spellStart"/>
+      <w:r>
+        <w:t>ni</w:t>
+      </w:r>
+      <w:proofErr w:type="spellEnd"/>
+      <w:r>
+        <w:t xml:space="preserve"> boleh la, tapi kat KL </w:t>
+      </w:r>
+      <w:proofErr w:type="spellStart"/>
+      <w:r>
+        <w:t>pegawai</w:t>
+      </w:r>
+      <w:proofErr w:type="spellEnd"/>
+      <w:r>
+        <w:t xml:space="preserve"> </w:t>
+      </w:r>
+      <w:proofErr w:type="spellStart"/>
+      <w:r>
+        <w:t>tu</w:t>
+      </w:r>
+      <w:proofErr w:type="spellEnd"/>
+      <w:r>
+        <w:t xml:space="preserve"> </w:t>
+      </w:r>
+      <w:proofErr w:type="spellStart"/>
+      <w:r>
+        <w:t>berkira</w:t>
+      </w:r>
+      <w:proofErr w:type="spellEnd"/>
+      <w:r>
+        <w:t xml:space="preserve"> </w:t>
+      </w:r>
+      <w:proofErr w:type="spellStart"/>
+      <w:r>
+        <w:t>sebagai</w:t>
+      </w:r>
+      <w:proofErr w:type="spellEnd"/>
+      <w:r>
+        <w:t xml:space="preserve"> </w:t>
+      </w:r>
+      <w:r>
+        <w:t xml:space="preserve">miskin bandar. Tu yang </w:t>
+      </w:r>
+      <w:proofErr w:type="spellStart"/>
+      <w:r>
+        <w:t>dia</w:t>
+      </w:r>
+      <w:proofErr w:type="spellEnd"/>
+      <w:r>
+        <w:t xml:space="preserve"> nak focus </w:t>
+      </w:r>
+      <w:proofErr w:type="spellStart"/>
+      <w:r>
+        <w:t>tu.</w:t>
+      </w:r>
+      <w:proofErr w:type="spellEnd"/>
+    </w:p>
+    <w:p>
+      <w:pPr>
+        <w:jc w:val="both"/>
+      </w:pPr>
+    </w:p>
+    <w:p>
+      <w:pPr>
+        <w:jc w:val="both"/>
+      </w:pPr>
+      <w:r>
+        <w:t>PRN 2023</w:t>
+      </w:r>
+      <w:r>
+        <w:t xml:space="preserve">, </w:t>
+      </w:r>
+      <w:proofErr w:type="spellStart"/>
+      <w:r>
+        <w:t>kerajaan</w:t>
+      </w:r>
+      <w:proofErr w:type="spellEnd"/>
+      <w:r>
+        <w:t xml:space="preserve"> Selangor </w:t>
+      </w:r>
+      <w:proofErr w:type="spellStart"/>
+      <w:r>
+        <w:t>janji</w:t>
+      </w:r>
+      <w:proofErr w:type="spellEnd"/>
+      <w:r>
+        <w:t xml:space="preserve"> </w:t>
+      </w:r>
+      <w:proofErr w:type="spellStart"/>
+      <w:r>
+        <w:t>kepda</w:t>
+      </w:r>
+      <w:proofErr w:type="spellEnd"/>
+      <w:r>
+        <w:t xml:space="preserve"> MCA dan MIC </w:t>
+      </w:r>
+      <w:proofErr w:type="spellStart"/>
+      <w:r>
+        <w:t>akan</w:t>
+      </w:r>
+      <w:proofErr w:type="spellEnd"/>
+      <w:r>
+        <w:t xml:space="preserve"> </w:t>
+      </w:r>
+      <w:proofErr w:type="spellStart"/>
+      <w:r>
+        <w:t>beri</w:t>
+      </w:r>
+      <w:proofErr w:type="spellEnd"/>
+      <w:r>
+        <w:t xml:space="preserve"> </w:t>
+      </w:r>
+      <w:proofErr w:type="spellStart"/>
+      <w:r>
+        <w:t>jawatan</w:t>
+      </w:r>
+      <w:proofErr w:type="spellEnd"/>
+      <w:r>
+        <w:t xml:space="preserve"> </w:t>
+      </w:r>
+      <w:proofErr w:type="spellStart"/>
+      <w:r>
+        <w:t>jika</w:t>
+      </w:r>
+      <w:proofErr w:type="spellEnd"/>
+      <w:r>
+        <w:t xml:space="preserve"> PH-BN dalam PRN 2023 kata Amirudin Shari. </w:t>
+      </w:r>
+      <w:r>
+        <w:t xml:space="preserve"> Sanusi </w:t>
+      </w:r>
+      <w:proofErr w:type="spellStart"/>
+      <w:r>
+        <w:t>mempelawa</w:t>
+      </w:r>
+      <w:proofErr w:type="spellEnd"/>
+      <w:r>
+        <w:t xml:space="preserve"> MCA untuk </w:t>
+      </w:r>
+      <w:proofErr w:type="spellStart"/>
+      <w:r>
+        <w:t>tolong</w:t>
+      </w:r>
+      <w:proofErr w:type="spellEnd"/>
+      <w:r>
+        <w:t xml:space="preserve"> PN campaign </w:t>
+      </w:r>
+      <w:proofErr w:type="spellStart"/>
+      <w:r>
+        <w:t>waktu</w:t>
+      </w:r>
+      <w:proofErr w:type="spellEnd"/>
+      <w:r>
+        <w:t xml:space="preserve"> PRN </w:t>
+      </w:r>
+      <w:r>
+        <w:t xml:space="preserve">sebab MCA tak </w:t>
+      </w:r>
+      <w:proofErr w:type="spellStart"/>
+      <w:r>
+        <w:t>bertanding</w:t>
+      </w:r>
+      <w:proofErr w:type="spellEnd"/>
+      <w:r>
+        <w:t xml:space="preserve"> </w:t>
+      </w:r>
+      <w:proofErr w:type="spellStart"/>
+      <w:r>
+        <w:t>kan</w:t>
+      </w:r>
+      <w:proofErr w:type="spellEnd"/>
+      <w:r>
+        <w:t xml:space="preserve"> and Wee ka Siong kata a simple “No</w:t>
+      </w:r>
+      <w:r>
+        <w:t>!</w:t>
+      </w:r>
+      <w:r>
+        <w:t>”.</w:t>
+      </w:r>
+      <w:r>
+        <w:t xml:space="preserve"> Pas pula nak </w:t>
+      </w:r>
+      <w:proofErr w:type="spellStart"/>
+      <w:r>
+        <w:t>ikut</w:t>
+      </w:r>
+      <w:proofErr w:type="spellEnd"/>
+      <w:r>
+        <w:t xml:space="preserve"> Kelantan </w:t>
+      </w:r>
+      <w:r>
+        <w:t xml:space="preserve">yang </w:t>
+      </w:r>
+      <w:proofErr w:type="spellStart"/>
+      <w:r>
+        <w:t>akan</w:t>
+      </w:r>
+      <w:proofErr w:type="spellEnd"/>
+      <w:r>
+        <w:t xml:space="preserve"> bawak bas </w:t>
+      </w:r>
+      <w:proofErr w:type="spellStart"/>
+      <w:r>
+        <w:t>percuma</w:t>
+      </w:r>
+      <w:proofErr w:type="spellEnd"/>
+      <w:r>
+        <w:t xml:space="preserve"> </w:t>
+      </w:r>
+      <w:proofErr w:type="spellStart"/>
+      <w:r>
+        <w:t>kepada</w:t>
+      </w:r>
+      <w:proofErr w:type="spellEnd"/>
+      <w:r>
+        <w:t xml:space="preserve"> </w:t>
+      </w:r>
+      <w:proofErr w:type="spellStart"/>
+      <w:r>
+        <w:t>sesiapa</w:t>
+      </w:r>
+      <w:proofErr w:type="spellEnd"/>
+      <w:r>
+        <w:t xml:space="preserve"> yang nak balik kampung untuk </w:t>
+      </w:r>
+      <w:proofErr w:type="spellStart"/>
+      <w:r>
+        <w:t>undi</w:t>
+      </w:r>
+      <w:proofErr w:type="spellEnd"/>
+      <w:r>
+        <w:t xml:space="preserve"> PRN 2023 nnti. </w:t>
+      </w:r>
+    </w:p>
+    <w:p>
+      <w:pPr>
+        <w:jc w:val="both"/>
+      </w:pPr>
+    </w:p>
+    <w:p>
+      <w:pPr>
+        <w:jc w:val="both"/>
+      </w:pPr>
+    </w:p>
+    <w:p>
+      <w:pPr>
+        <w:jc w:val="both"/>
+      </w:pPr>
+      <w:r>
+        <w:t xml:space="preserve">Salahuddin </w:t>
+      </w:r>
+      <w:proofErr w:type="spellStart"/>
+      <w:r>
+        <w:t>tengah</w:t>
+      </w:r>
+      <w:proofErr w:type="spellEnd"/>
+      <w:r>
+        <w:t xml:space="preserve"> </w:t>
+      </w:r>
+      <w:proofErr w:type="spellStart"/>
+      <w:r>
+        <w:t>berusaha</w:t>
+      </w:r>
+      <w:proofErr w:type="spellEnd"/>
+      <w:r>
+        <w:t xml:space="preserve"> </w:t>
+      </w:r>
+      <w:r>
+        <w:t xml:space="preserve">untuk </w:t>
+      </w:r>
+      <w:proofErr w:type="spellStart"/>
+      <w:r>
+        <w:t>bawa</w:t>
+      </w:r>
+      <w:proofErr w:type="spellEnd"/>
+      <w:r>
+        <w:t xml:space="preserve"> Pernas </w:t>
+      </w:r>
+      <w:proofErr w:type="spellStart"/>
+      <w:r>
+        <w:t>bawah</w:t>
+      </w:r>
+      <w:proofErr w:type="spellEnd"/>
+      <w:r>
+        <w:t xml:space="preserve"> KPDN balik. </w:t>
+      </w:r>
+    </w:p>
+    <w:p>
+      <w:pPr>
+        <w:jc w:val="both"/>
+      </w:pPr>
+    </w:p>
+    <w:p>
+      <w:pPr>
+        <w:jc w:val="both"/>
+      </w:pPr>
+      <w:r>
+        <w:t xml:space="preserve">Berita pula, 9 </w:t>
+      </w:r>
+      <w:proofErr w:type="spellStart"/>
+      <w:r>
+        <w:t>july</w:t>
+      </w:r>
+      <w:proofErr w:type="spellEnd"/>
+      <w:r>
+        <w:t xml:space="preserve">, harga barang </w:t>
+      </w:r>
+      <w:proofErr w:type="spellStart"/>
+      <w:r>
+        <w:t>dijangka</w:t>
+      </w:r>
+      <w:proofErr w:type="spellEnd"/>
+      <w:r>
+        <w:t xml:space="preserve"> naik 20 </w:t>
+      </w:r>
+      <w:proofErr w:type="spellStart"/>
+      <w:r>
+        <w:t>peratus</w:t>
+      </w:r>
+      <w:proofErr w:type="spellEnd"/>
+      <w:r>
+        <w:t xml:space="preserve"> in </w:t>
+      </w:r>
+      <w:proofErr w:type="spellStart"/>
+      <w:r>
+        <w:t>Ogos</w:t>
+      </w:r>
+      <w:proofErr w:type="spellEnd"/>
+      <w:r>
+        <w:t xml:space="preserve">. Dalam </w:t>
+      </w:r>
+      <w:proofErr w:type="spellStart"/>
+      <w:r>
+        <w:t>berita</w:t>
+      </w:r>
+      <w:proofErr w:type="spellEnd"/>
+      <w:r>
+        <w:t xml:space="preserve"> </w:t>
+      </w:r>
+      <w:proofErr w:type="spellStart"/>
+      <w:r>
+        <w:t>katanya</w:t>
+      </w:r>
+      <w:proofErr w:type="spellEnd"/>
+      <w:r>
+        <w:t xml:space="preserve">, </w:t>
+      </w:r>
+      <w:r>
+        <w:t xml:space="preserve">duit </w:t>
+      </w:r>
+      <w:proofErr w:type="spellStart"/>
+      <w:r>
+        <w:t>kita</w:t>
+      </w:r>
+      <w:proofErr w:type="spellEnd"/>
+      <w:r>
+        <w:t xml:space="preserve"> </w:t>
+      </w:r>
+      <w:proofErr w:type="spellStart"/>
+      <w:r>
+        <w:t>semakin</w:t>
+      </w:r>
+      <w:proofErr w:type="spellEnd"/>
+      <w:r>
+        <w:t xml:space="preserve"> </w:t>
+      </w:r>
+      <w:proofErr w:type="spellStart"/>
+      <w:r>
+        <w:t>merosot</w:t>
+      </w:r>
+      <w:proofErr w:type="spellEnd"/>
+      <w:r>
+        <w:t xml:space="preserve"> </w:t>
+      </w:r>
+      <w:proofErr w:type="spellStart"/>
+      <w:r>
+        <w:t>akan</w:t>
+      </w:r>
+      <w:proofErr w:type="spellEnd"/>
+      <w:r>
+        <w:t xml:space="preserve"> </w:t>
+      </w:r>
+      <w:proofErr w:type="spellStart"/>
+      <w:r>
+        <w:t>membuat</w:t>
+      </w:r>
+      <w:proofErr w:type="spellEnd"/>
+      <w:r>
+        <w:t xml:space="preserve"> barang2 Malaysia </w:t>
+      </w:r>
+      <w:proofErr w:type="spellStart"/>
+      <w:r>
+        <w:t>menaik</w:t>
+      </w:r>
+      <w:proofErr w:type="spellEnd"/>
+      <w:r>
+        <w:t xml:space="preserve">. </w:t>
+      </w:r>
+      <w:r>
+        <w:t xml:space="preserve">Tapi </w:t>
+      </w:r>
+      <w:proofErr w:type="spellStart"/>
+      <w:r>
+        <w:t>pengarah</w:t>
+      </w:r>
+      <w:proofErr w:type="spellEnd"/>
+      <w:r>
+        <w:t xml:space="preserve"> </w:t>
+      </w:r>
+      <w:proofErr w:type="spellStart"/>
+      <w:r>
+        <w:t>urusan</w:t>
+      </w:r>
+      <w:proofErr w:type="spellEnd"/>
+      <w:r>
+        <w:t xml:space="preserve"> </w:t>
+      </w:r>
+      <w:proofErr w:type="spellStart"/>
+      <w:r>
+        <w:t>Mydin</w:t>
+      </w:r>
+      <w:proofErr w:type="spellEnd"/>
+      <w:r>
+        <w:t xml:space="preserve">, Datuk Ameer Ali Mydin kata barang </w:t>
+      </w:r>
+      <w:proofErr w:type="spellStart"/>
+      <w:r>
+        <w:t>mungkin</w:t>
+      </w:r>
+      <w:proofErr w:type="spellEnd"/>
+      <w:r>
+        <w:t xml:space="preserve"> </w:t>
+      </w:r>
+      <w:proofErr w:type="spellStart"/>
+      <w:r>
+        <w:t>meningkat</w:t>
+      </w:r>
+      <w:proofErr w:type="spellEnd"/>
+      <w:r>
+        <w:t xml:space="preserve"> </w:t>
+      </w:r>
+      <w:proofErr w:type="spellStart"/>
+      <w:r>
+        <w:t>antara</w:t>
+      </w:r>
+      <w:proofErr w:type="spellEnd"/>
+      <w:r>
+        <w:t xml:space="preserve"> 5-10 </w:t>
+      </w:r>
+      <w:proofErr w:type="spellStart"/>
+      <w:r>
+        <w:t>peratus</w:t>
+      </w:r>
+      <w:proofErr w:type="spellEnd"/>
+      <w:r>
+        <w:t xml:space="preserve">. </w:t>
+      </w:r>
+      <w:r>
+        <w:t xml:space="preserve">So </w:t>
+      </w:r>
+      <w:proofErr w:type="spellStart"/>
+      <w:r>
+        <w:t>kita</w:t>
+      </w:r>
+      <w:proofErr w:type="spellEnd"/>
+      <w:r>
+        <w:t xml:space="preserve"> </w:t>
+      </w:r>
+      <w:proofErr w:type="spellStart"/>
+      <w:r>
+        <w:t>tengok</w:t>
+      </w:r>
+      <w:proofErr w:type="spellEnd"/>
+      <w:r>
+        <w:t xml:space="preserve"> la </w:t>
+      </w:r>
+      <w:proofErr w:type="spellStart"/>
+      <w:r>
+        <w:t>Ogos</w:t>
+      </w:r>
+      <w:proofErr w:type="spellEnd"/>
+      <w:r>
+        <w:t xml:space="preserve"> macam mana nnti. </w:t>
+      </w:r>
+    </w:p>
+    <w:p>
+      <w:pPr>
+        <w:jc w:val="both"/>
+      </w:pPr>
+    </w:p>
+    <w:p>
+      <w:pPr>
+        <w:jc w:val="both"/>
+      </w:pPr>
+      <w:proofErr w:type="spellStart"/>
+      <w:r>
+        <w:t>Hutang</w:t>
+      </w:r>
+      <w:proofErr w:type="spellEnd"/>
+      <w:r>
+        <w:t xml:space="preserve"> Felda pulak, </w:t>
+      </w:r>
+      <w:r>
+        <w:t>Felda chairman</w:t>
+      </w:r>
+      <w:r>
+        <w:t xml:space="preserve"> </w:t>
+      </w:r>
+      <w:r>
+        <w:t>Ahmad Shabery</w:t>
+      </w:r>
       <w:r>
         <w:t xml:space="preserve"> kata </w:t>
       </w:r>
-      <w:proofErr w:type="spellStart"/>
-      <w:r>
-        <w:t>ada</w:t>
-      </w:r>
-      <w:proofErr w:type="spellEnd"/>
-      <w:r>
-        <w:t xml:space="preserve"> corruption </w:t>
-      </w:r>
-      <w:proofErr w:type="spellStart"/>
-      <w:r>
-        <w:t>berlaku</w:t>
-      </w:r>
-      <w:proofErr w:type="spellEnd"/>
-      <w:r>
-        <w:t xml:space="preserve">, </w:t>
-      </w:r>
-      <w:proofErr w:type="spellStart"/>
-      <w:r>
-        <w:t>tu</w:t>
-      </w:r>
-      <w:proofErr w:type="spellEnd"/>
-      <w:r>
-        <w:t xml:space="preserve"> sebab </w:t>
-      </w:r>
-      <w:proofErr w:type="spellStart"/>
-      <w:r>
-        <w:t>dia</w:t>
-      </w:r>
-      <w:proofErr w:type="spellEnd"/>
-      <w:r>
-        <w:t xml:space="preserve"> </w:t>
-      </w:r>
-      <w:proofErr w:type="spellStart"/>
-      <w:r>
-        <w:t>menang</w:t>
-      </w:r>
-      <w:proofErr w:type="spellEnd"/>
-      <w:r>
-        <w:t>.</w:t>
-      </w:r>
-    </w:p>
-    <w:p>
-      <w:pPr>
-        <w:jc w:val="both"/>
-      </w:pPr>
-    </w:p>
-    <w:p>
-      <w:pPr>
-        <w:jc w:val="both"/>
-      </w:pPr>
-      <w:r>
-        <w:t xml:space="preserve">Fahmi pulak, </w:t>
-      </w:r>
-      <w:proofErr w:type="spellStart"/>
-      <w:r>
-        <w:t>tiada</w:t>
-      </w:r>
-      <w:proofErr w:type="spellEnd"/>
-      <w:r>
-        <w:t xml:space="preserve"> </w:t>
-      </w:r>
-      <w:proofErr w:type="spellStart"/>
-      <w:r>
-        <w:t>lagi</w:t>
-      </w:r>
-      <w:proofErr w:type="spellEnd"/>
-      <w:r>
-        <w:t xml:space="preserve"> plans nak draft laws </w:t>
-      </w:r>
-      <w:r>
-        <w:t xml:space="preserve">to hold social media companies accountable for fake news. </w:t>
-      </w:r>
-    </w:p>
-    <w:p>
-      <w:pPr>
-        <w:jc w:val="both"/>
-      </w:pPr>
-    </w:p>
-    <w:p>
-      <w:pPr>
-        <w:jc w:val="both"/>
-      </w:pPr>
-      <w:r>
-        <w:t xml:space="preserve">Saifuddin pulak kata </w:t>
+      <w:r>
+        <w:t xml:space="preserve">mmg Muhyiddin nak </w:t>
+      </w:r>
+      <w:proofErr w:type="spellStart"/>
+      <w:r>
+        <w:t>buang</w:t>
+      </w:r>
+      <w:proofErr w:type="spellEnd"/>
+      <w:r>
+        <w:t xml:space="preserve"> </w:t>
+      </w:r>
+      <w:proofErr w:type="spellStart"/>
+      <w:r>
+        <w:t>hutang</w:t>
+      </w:r>
+      <w:proofErr w:type="spellEnd"/>
+      <w:r>
+        <w:t xml:space="preserve"> Felda and </w:t>
+      </w:r>
+      <w:proofErr w:type="spellStart"/>
+      <w:r>
+        <w:t>sepatutnya</w:t>
+      </w:r>
+      <w:proofErr w:type="spellEnd"/>
+      <w:r>
+        <w:t xml:space="preserve"> </w:t>
       </w:r>
       <w:proofErr w:type="spellStart"/>
       <w:r>
@@ -1376,136 +2117,37 @@
       </w:r>
       <w:proofErr w:type="spellEnd"/>
       <w:r>
-        <w:t xml:space="preserve"> </w:t>
-      </w:r>
-      <w:proofErr w:type="spellStart"/>
-      <w:r>
-        <w:t>terima</w:t>
-      </w:r>
-      <w:proofErr w:type="spellEnd"/>
-      <w:r>
-        <w:t xml:space="preserve"> 7000 polis camera pada tahun depan. </w:t>
-      </w:r>
-    </w:p>
-    <w:p>
-      <w:pPr>
-        <w:jc w:val="both"/>
-      </w:pPr>
-    </w:p>
-    <w:p>
-      <w:pPr>
-        <w:jc w:val="both"/>
-      </w:pPr>
-      <w:r>
-        <w:lastRenderedPageBreak/>
-        <w:t xml:space="preserve">GPS pulak, diorng tak nak kerja </w:t>
-      </w:r>
-      <w:proofErr w:type="spellStart"/>
-      <w:r>
-        <w:t>dengan</w:t>
-      </w:r>
-      <w:proofErr w:type="spellEnd"/>
-      <w:r>
-        <w:t xml:space="preserve"> Mahathir kerana Mahathir </w:t>
-      </w:r>
-      <w:proofErr w:type="spellStart"/>
-      <w:r>
-        <w:t>bantah</w:t>
-      </w:r>
-      <w:proofErr w:type="spellEnd"/>
-      <w:r>
-        <w:t xml:space="preserve"> </w:t>
-      </w:r>
-      <w:proofErr w:type="spellStart"/>
-      <w:r>
-        <w:t>dengan</w:t>
-      </w:r>
-      <w:proofErr w:type="spellEnd"/>
-      <w:r>
-        <w:t xml:space="preserve"> multiculturalism</w:t>
-      </w:r>
-      <w:r>
-        <w:t xml:space="preserve">. Few days ago, </w:t>
-      </w:r>
-      <w:proofErr w:type="spellStart"/>
-      <w:r>
-        <w:t>madey</w:t>
-      </w:r>
-      <w:proofErr w:type="spellEnd"/>
-      <w:r>
-        <w:t xml:space="preserve"> kata </w:t>
-      </w:r>
-      <w:r>
-        <w:t xml:space="preserve">sokong multiculturalism </w:t>
-      </w:r>
-      <w:proofErr w:type="spellStart"/>
-      <w:r>
-        <w:t>ni</w:t>
-      </w:r>
-      <w:proofErr w:type="spellEnd"/>
-      <w:r>
-        <w:t xml:space="preserve"> </w:t>
-      </w:r>
-      <w:proofErr w:type="spellStart"/>
-      <w:r>
-        <w:t>adalah</w:t>
-      </w:r>
-      <w:proofErr w:type="spellEnd"/>
-      <w:r>
-        <w:t xml:space="preserve"> against the constitution</w:t>
-      </w:r>
-      <w:r>
-        <w:t xml:space="preserve">. </w:t>
-      </w:r>
-    </w:p>
-    <w:p>
-      <w:pPr>
-        <w:jc w:val="both"/>
-      </w:pPr>
-    </w:p>
-    <w:p>
-      <w:pPr>
-        <w:jc w:val="both"/>
-      </w:pPr>
-      <w:proofErr w:type="spellStart"/>
-      <w:r>
-        <w:t>Rafizi</w:t>
-      </w:r>
-      <w:proofErr w:type="spellEnd"/>
-      <w:r>
-        <w:t xml:space="preserve"> pulak, </w:t>
-      </w:r>
-      <w:proofErr w:type="spellStart"/>
-      <w:r>
-        <w:t>dia</w:t>
-      </w:r>
-      <w:proofErr w:type="spellEnd"/>
-      <w:r>
-        <w:t xml:space="preserve">, </w:t>
-      </w:r>
-      <w:proofErr w:type="spellStart"/>
-      <w:r>
-        <w:t>anwar</w:t>
-      </w:r>
-      <w:proofErr w:type="spellEnd"/>
-      <w:r>
-        <w:t xml:space="preserve"> and </w:t>
-      </w:r>
-      <w:proofErr w:type="spellStart"/>
-      <w:r>
-        <w:t>nik</w:t>
-      </w:r>
-      <w:proofErr w:type="spellEnd"/>
-      <w:r>
-        <w:t xml:space="preserve"> </w:t>
-      </w:r>
-      <w:proofErr w:type="spellStart"/>
-      <w:r>
-        <w:t>nazmi</w:t>
-      </w:r>
-      <w:proofErr w:type="spellEnd"/>
-      <w:r>
-        <w:t xml:space="preserve"> jumpa </w:t>
+        <w:t xml:space="preserve"> buat pada 2022 </w:t>
+      </w:r>
+      <w:proofErr w:type="spellStart"/>
+      <w:r>
+        <w:t>tetapi</w:t>
+      </w:r>
+      <w:proofErr w:type="spellEnd"/>
+      <w:r>
+        <w:t xml:space="preserve"> tak </w:t>
+      </w:r>
+      <w:proofErr w:type="spellStart"/>
+      <w:r>
+        <w:t>berjadi</w:t>
+      </w:r>
+      <w:proofErr w:type="spellEnd"/>
+      <w:r>
+        <w:t xml:space="preserve"> </w:t>
+      </w:r>
+      <w:r>
+        <w:t>so</w:t>
+      </w:r>
+      <w:r>
+        <w:t xml:space="preserve"> pada </w:t>
+      </w:r>
+      <w:proofErr w:type="spellStart"/>
+      <w:r>
+        <w:t>pentadbiran</w:t>
+      </w:r>
+      <w:proofErr w:type="spellEnd"/>
+      <w:r>
+        <w:t xml:space="preserve"> </w:t>
       </w:r>
       <w:proofErr w:type="spellStart"/>
       <w:r>
@@ -1513,837 +2155,7 @@
       </w:r>
       <w:proofErr w:type="spellEnd"/>
       <w:r>
-        <w:t xml:space="preserve"> Kelantan kenapa </w:t>
-      </w:r>
-      <w:proofErr w:type="spellStart"/>
-      <w:r>
-        <w:t>perlu</w:t>
-      </w:r>
-      <w:proofErr w:type="spellEnd"/>
-      <w:r>
-        <w:t xml:space="preserve"> sampai 7 </w:t>
-      </w:r>
-      <w:proofErr w:type="spellStart"/>
-      <w:r>
-        <w:t>loji</w:t>
-      </w:r>
-      <w:proofErr w:type="spellEnd"/>
-      <w:r>
-        <w:t xml:space="preserve"> sampai rm8 billion? </w:t>
-      </w:r>
-      <w:proofErr w:type="spellStart"/>
-      <w:r>
-        <w:t>Bukan</w:t>
-      </w:r>
-      <w:proofErr w:type="spellEnd"/>
-      <w:r>
-        <w:t xml:space="preserve"> ke 1 </w:t>
-      </w:r>
-      <w:proofErr w:type="spellStart"/>
-      <w:r>
-        <w:t>loji</w:t>
-      </w:r>
-      <w:proofErr w:type="spellEnd"/>
-      <w:r>
-        <w:t xml:space="preserve"> pon dah </w:t>
-      </w:r>
-      <w:proofErr w:type="spellStart"/>
-      <w:r>
-        <w:t>cukup</w:t>
-      </w:r>
-      <w:proofErr w:type="spellEnd"/>
-      <w:r>
-        <w:t xml:space="preserve"> ke? Kerajaan Kelantan respond “</w:t>
-      </w:r>
-      <w:proofErr w:type="spellStart"/>
-      <w:r>
-        <w:t>kita</w:t>
-      </w:r>
-      <w:proofErr w:type="spellEnd"/>
-      <w:r>
-        <w:t xml:space="preserve"> </w:t>
-      </w:r>
-      <w:proofErr w:type="spellStart"/>
-      <w:r>
-        <w:t>mintok</w:t>
-      </w:r>
-      <w:proofErr w:type="spellEnd"/>
-      <w:r>
-        <w:t xml:space="preserve"> je”.</w:t>
-      </w:r>
-    </w:p>
-    <w:p>
-      <w:pPr>
-        <w:jc w:val="both"/>
-      </w:pPr>
-    </w:p>
-    <w:p>
-      <w:pPr>
-        <w:jc w:val="both"/>
-      </w:pPr>
-      <w:proofErr w:type="spellStart"/>
-      <w:r>
-        <w:t>Ketua</w:t>
-      </w:r>
-      <w:proofErr w:type="spellEnd"/>
-      <w:r>
-        <w:t xml:space="preserve"> polis kata </w:t>
-      </w:r>
-      <w:proofErr w:type="spellStart"/>
-      <w:r>
-        <w:t>dia</w:t>
-      </w:r>
-      <w:proofErr w:type="spellEnd"/>
-      <w:r>
-        <w:t xml:space="preserve"> nak focus </w:t>
-      </w:r>
-      <w:proofErr w:type="spellStart"/>
-      <w:r>
-        <w:t>k</w:t>
-      </w:r>
-      <w:r>
-        <w:t>pd</w:t>
-      </w:r>
-      <w:proofErr w:type="spellEnd"/>
-      <w:r>
-        <w:t xml:space="preserve"> </w:t>
-      </w:r>
-      <w:proofErr w:type="spellStart"/>
-      <w:r>
-        <w:t>pegawai</w:t>
-      </w:r>
-      <w:proofErr w:type="spellEnd"/>
-      <w:r>
-        <w:t xml:space="preserve"> </w:t>
-      </w:r>
-      <w:proofErr w:type="spellStart"/>
-      <w:r>
-        <w:t>rendah</w:t>
-      </w:r>
-      <w:proofErr w:type="spellEnd"/>
-      <w:r>
-        <w:t xml:space="preserve"> polis yang </w:t>
-      </w:r>
-      <w:proofErr w:type="spellStart"/>
-      <w:r>
-        <w:t>bergaji</w:t>
-      </w:r>
-      <w:proofErr w:type="spellEnd"/>
-      <w:r>
-        <w:t xml:space="preserve"> </w:t>
-      </w:r>
-      <w:proofErr w:type="spellStart"/>
-      <w:r>
-        <w:t>rendah</w:t>
-      </w:r>
-      <w:proofErr w:type="spellEnd"/>
-      <w:r>
-        <w:t xml:space="preserve">. Kalau polis </w:t>
-      </w:r>
-      <w:proofErr w:type="spellStart"/>
-      <w:r>
-        <w:t>ni</w:t>
-      </w:r>
-      <w:proofErr w:type="spellEnd"/>
-      <w:r>
-        <w:t xml:space="preserve"> </w:t>
-      </w:r>
-      <w:proofErr w:type="spellStart"/>
-      <w:r>
-        <w:t>bertugas</w:t>
-      </w:r>
-      <w:proofErr w:type="spellEnd"/>
-      <w:r>
-        <w:t xml:space="preserve"> kat </w:t>
-      </w:r>
-      <w:r>
-        <w:t xml:space="preserve">Kawasan </w:t>
-      </w:r>
-      <w:proofErr w:type="spellStart"/>
-      <w:r>
-        <w:t>terpencil</w:t>
-      </w:r>
-      <w:proofErr w:type="spellEnd"/>
-      <w:r>
-        <w:t xml:space="preserve">, RM2500 </w:t>
-      </w:r>
-      <w:proofErr w:type="spellStart"/>
-      <w:r>
-        <w:t>ni</w:t>
-      </w:r>
-      <w:proofErr w:type="spellEnd"/>
-      <w:r>
-        <w:t xml:space="preserve"> boleh la, tapi kat KL </w:t>
-      </w:r>
-      <w:proofErr w:type="spellStart"/>
-      <w:r>
-        <w:t>pegawai</w:t>
-      </w:r>
-      <w:proofErr w:type="spellEnd"/>
-      <w:r>
-        <w:t xml:space="preserve"> </w:t>
-      </w:r>
-      <w:proofErr w:type="spellStart"/>
-      <w:r>
-        <w:t>tu</w:t>
-      </w:r>
-      <w:proofErr w:type="spellEnd"/>
-      <w:r>
-        <w:t xml:space="preserve"> </w:t>
-      </w:r>
-      <w:proofErr w:type="spellStart"/>
-      <w:r>
-        <w:t>berkira</w:t>
-      </w:r>
-      <w:proofErr w:type="spellEnd"/>
-      <w:r>
-        <w:t xml:space="preserve"> </w:t>
-      </w:r>
-      <w:proofErr w:type="spellStart"/>
-      <w:r>
-        <w:t>sebagai</w:t>
-      </w:r>
-      <w:proofErr w:type="spellEnd"/>
-      <w:r>
-        <w:t xml:space="preserve"> </w:t>
-      </w:r>
-      <w:r>
-        <w:t xml:space="preserve">miskin bandar. Tu yang </w:t>
-      </w:r>
-      <w:proofErr w:type="spellStart"/>
-      <w:r>
-        <w:t>dia</w:t>
-      </w:r>
-      <w:proofErr w:type="spellEnd"/>
-      <w:r>
-        <w:t xml:space="preserve"> nak focus </w:t>
-      </w:r>
-      <w:proofErr w:type="spellStart"/>
-      <w:r>
-        <w:t>tu.</w:t>
-      </w:r>
-      <w:proofErr w:type="spellEnd"/>
-    </w:p>
-    <w:p>
-      <w:pPr>
-        <w:jc w:val="both"/>
-      </w:pPr>
-    </w:p>
-    <w:p>
-      <w:pPr>
-        <w:jc w:val="both"/>
-      </w:pPr>
-      <w:r>
-        <w:t>PRN 2023</w:t>
-      </w:r>
-      <w:r>
-        <w:t xml:space="preserve">, </w:t>
-      </w:r>
-      <w:proofErr w:type="spellStart"/>
-      <w:r>
-        <w:t>kerajaan</w:t>
-      </w:r>
-      <w:proofErr w:type="spellEnd"/>
-      <w:r>
-        <w:t xml:space="preserve"> Selangor </w:t>
-      </w:r>
-      <w:proofErr w:type="spellStart"/>
-      <w:r>
-        <w:t>janji</w:t>
-      </w:r>
-      <w:proofErr w:type="spellEnd"/>
-      <w:r>
-        <w:t xml:space="preserve"> </w:t>
-      </w:r>
-      <w:proofErr w:type="spellStart"/>
-      <w:r>
-        <w:t>kepda</w:t>
-      </w:r>
-      <w:proofErr w:type="spellEnd"/>
-      <w:r>
-        <w:t xml:space="preserve"> MCA dan MIC </w:t>
-      </w:r>
-      <w:proofErr w:type="spellStart"/>
-      <w:r>
-        <w:t>akan</w:t>
-      </w:r>
-      <w:proofErr w:type="spellEnd"/>
-      <w:r>
-        <w:t xml:space="preserve"> </w:t>
-      </w:r>
-      <w:proofErr w:type="spellStart"/>
-      <w:r>
-        <w:t>beri</w:t>
-      </w:r>
-      <w:proofErr w:type="spellEnd"/>
-      <w:r>
-        <w:t xml:space="preserve"> </w:t>
-      </w:r>
-      <w:proofErr w:type="spellStart"/>
-      <w:r>
-        <w:t>jawatan</w:t>
-      </w:r>
-      <w:proofErr w:type="spellEnd"/>
-      <w:r>
-        <w:t xml:space="preserve"> </w:t>
-      </w:r>
-      <w:proofErr w:type="spellStart"/>
-      <w:r>
-        <w:t>jika</w:t>
-      </w:r>
-      <w:proofErr w:type="spellEnd"/>
-      <w:r>
-        <w:t xml:space="preserve"> PH-BN dalam PRN 2023 kata </w:t>
-      </w:r>
-      <w:proofErr w:type="spellStart"/>
-      <w:r>
-        <w:t>Amirudin</w:t>
-      </w:r>
-      <w:proofErr w:type="spellEnd"/>
-      <w:r>
-        <w:t xml:space="preserve"> Shari. </w:t>
-      </w:r>
-      <w:r>
-        <w:t xml:space="preserve"> </w:t>
-      </w:r>
-      <w:r>
-        <w:t xml:space="preserve">Sanusi </w:t>
-      </w:r>
-      <w:proofErr w:type="spellStart"/>
-      <w:r>
-        <w:t>mempelawa</w:t>
-      </w:r>
-      <w:proofErr w:type="spellEnd"/>
-      <w:r>
-        <w:t xml:space="preserve"> MCA untuk </w:t>
-      </w:r>
-      <w:proofErr w:type="spellStart"/>
-      <w:r>
-        <w:t>tolong</w:t>
-      </w:r>
-      <w:proofErr w:type="spellEnd"/>
-      <w:r>
-        <w:t xml:space="preserve"> PN campaign </w:t>
-      </w:r>
-      <w:proofErr w:type="spellStart"/>
-      <w:r>
-        <w:t>waktu</w:t>
-      </w:r>
-      <w:proofErr w:type="spellEnd"/>
-      <w:r>
-        <w:t xml:space="preserve"> PRN </w:t>
-      </w:r>
-      <w:r>
-        <w:t xml:space="preserve">sebab MCA tak </w:t>
-      </w:r>
-      <w:proofErr w:type="spellStart"/>
-      <w:r>
-        <w:t>bertanding</w:t>
-      </w:r>
-      <w:proofErr w:type="spellEnd"/>
-      <w:r>
-        <w:t xml:space="preserve"> </w:t>
-      </w:r>
-      <w:proofErr w:type="spellStart"/>
-      <w:r>
-        <w:t>kan</w:t>
-      </w:r>
-      <w:proofErr w:type="spellEnd"/>
-      <w:r>
-        <w:t xml:space="preserve"> and Wee ka </w:t>
-      </w:r>
-      <w:proofErr w:type="spellStart"/>
-      <w:r>
-        <w:t>Siong</w:t>
-      </w:r>
-      <w:proofErr w:type="spellEnd"/>
-      <w:r>
-        <w:t xml:space="preserve"> kata a simple “No</w:t>
-      </w:r>
-      <w:r>
-        <w:t>!</w:t>
-      </w:r>
-      <w:r>
-        <w:t>”.</w:t>
-      </w:r>
-      <w:r>
-        <w:t xml:space="preserve"> Pas pula nak </w:t>
-      </w:r>
-      <w:proofErr w:type="spellStart"/>
-      <w:r>
-        <w:t>ikut</w:t>
-      </w:r>
-      <w:proofErr w:type="spellEnd"/>
-      <w:r>
-        <w:t xml:space="preserve"> Kelantan </w:t>
-      </w:r>
-      <w:r>
-        <w:t xml:space="preserve">yang </w:t>
-      </w:r>
-      <w:proofErr w:type="spellStart"/>
-      <w:r>
-        <w:t>akan</w:t>
-      </w:r>
-      <w:proofErr w:type="spellEnd"/>
-      <w:r>
-        <w:t xml:space="preserve"> bawak bas </w:t>
-      </w:r>
-      <w:proofErr w:type="spellStart"/>
-      <w:r>
-        <w:t>percuma</w:t>
-      </w:r>
-      <w:proofErr w:type="spellEnd"/>
-      <w:r>
-        <w:t xml:space="preserve"> </w:t>
-      </w:r>
-      <w:proofErr w:type="spellStart"/>
-      <w:r>
-        <w:t>kepada</w:t>
-      </w:r>
-      <w:proofErr w:type="spellEnd"/>
-      <w:r>
-        <w:t xml:space="preserve"> </w:t>
-      </w:r>
-      <w:proofErr w:type="spellStart"/>
-      <w:r>
-        <w:t>sesiapa</w:t>
-      </w:r>
-      <w:proofErr w:type="spellEnd"/>
-      <w:r>
-        <w:t xml:space="preserve"> yang nak </w:t>
-      </w:r>
-      <w:proofErr w:type="spellStart"/>
-      <w:r>
-        <w:t>balik</w:t>
-      </w:r>
-      <w:proofErr w:type="spellEnd"/>
-      <w:r>
-        <w:t xml:space="preserve"> kampung untuk </w:t>
-      </w:r>
-      <w:proofErr w:type="spellStart"/>
-      <w:r>
-        <w:t>undi</w:t>
-      </w:r>
-      <w:proofErr w:type="spellEnd"/>
-      <w:r>
-        <w:t xml:space="preserve"> PRN 2023 nnti. </w:t>
-      </w:r>
-    </w:p>
-    <w:p>
-      <w:pPr>
-        <w:jc w:val="both"/>
-      </w:pPr>
-    </w:p>
-    <w:p>
-      <w:pPr>
-        <w:jc w:val="both"/>
-      </w:pPr>
-    </w:p>
-    <w:p>
-      <w:pPr>
-        <w:jc w:val="both"/>
-      </w:pPr>
-      <w:r>
-        <w:t xml:space="preserve">Salahuddin </w:t>
-      </w:r>
-      <w:proofErr w:type="spellStart"/>
-      <w:r>
-        <w:t>tengah</w:t>
-      </w:r>
-      <w:proofErr w:type="spellEnd"/>
-      <w:r>
-        <w:t xml:space="preserve"> </w:t>
-      </w:r>
-      <w:proofErr w:type="spellStart"/>
-      <w:r>
-        <w:t>berusaha</w:t>
-      </w:r>
-      <w:proofErr w:type="spellEnd"/>
-      <w:r>
-        <w:t xml:space="preserve"> </w:t>
-      </w:r>
-      <w:r>
-        <w:t xml:space="preserve">untuk </w:t>
-      </w:r>
-      <w:proofErr w:type="spellStart"/>
-      <w:r>
-        <w:t>bawa</w:t>
-      </w:r>
-      <w:proofErr w:type="spellEnd"/>
-      <w:r>
-        <w:t xml:space="preserve"> </w:t>
-      </w:r>
-      <w:proofErr w:type="spellStart"/>
-      <w:r>
-        <w:t>Pernas</w:t>
-      </w:r>
-      <w:proofErr w:type="spellEnd"/>
-      <w:r>
-        <w:t xml:space="preserve"> </w:t>
-      </w:r>
-      <w:proofErr w:type="spellStart"/>
-      <w:r>
-        <w:t>bawah</w:t>
-      </w:r>
-      <w:proofErr w:type="spellEnd"/>
-      <w:r>
-        <w:t xml:space="preserve"> KPDN </w:t>
-      </w:r>
-      <w:proofErr w:type="spellStart"/>
-      <w:r>
-        <w:t>balik</w:t>
-      </w:r>
-      <w:proofErr w:type="spellEnd"/>
-      <w:r>
-        <w:t xml:space="preserve">. </w:t>
-      </w:r>
-    </w:p>
-    <w:p>
-      <w:pPr>
-        <w:jc w:val="both"/>
-      </w:pPr>
-    </w:p>
-    <w:p>
-      <w:pPr>
-        <w:jc w:val="both"/>
-      </w:pPr>
-      <w:proofErr w:type="spellStart"/>
-      <w:r>
-        <w:t>Berita</w:t>
-      </w:r>
-      <w:proofErr w:type="spellEnd"/>
-      <w:r>
-        <w:t xml:space="preserve"> pula, 9 </w:t>
-      </w:r>
-      <w:proofErr w:type="spellStart"/>
-      <w:r>
-        <w:t>july</w:t>
-      </w:r>
-      <w:proofErr w:type="spellEnd"/>
-      <w:r>
-        <w:t xml:space="preserve">, harga barang </w:t>
-      </w:r>
-      <w:proofErr w:type="spellStart"/>
-      <w:r>
-        <w:t>dijangka</w:t>
-      </w:r>
-      <w:proofErr w:type="spellEnd"/>
-      <w:r>
-        <w:t xml:space="preserve"> naik 20 </w:t>
-      </w:r>
-      <w:proofErr w:type="spellStart"/>
-      <w:r>
-        <w:t>peratus</w:t>
-      </w:r>
-      <w:proofErr w:type="spellEnd"/>
-      <w:r>
-        <w:t xml:space="preserve"> in </w:t>
-      </w:r>
-      <w:proofErr w:type="spellStart"/>
-      <w:r>
-        <w:t>Ogos</w:t>
-      </w:r>
-      <w:proofErr w:type="spellEnd"/>
-      <w:r>
-        <w:t xml:space="preserve">. Dalam </w:t>
-      </w:r>
-      <w:proofErr w:type="spellStart"/>
-      <w:r>
-        <w:t>berita</w:t>
-      </w:r>
-      <w:proofErr w:type="spellEnd"/>
-      <w:r>
-        <w:t xml:space="preserve"> </w:t>
-      </w:r>
-      <w:proofErr w:type="spellStart"/>
-      <w:r>
-        <w:t>katanya</w:t>
-      </w:r>
-      <w:proofErr w:type="spellEnd"/>
-      <w:r>
-        <w:t xml:space="preserve">, </w:t>
-      </w:r>
-      <w:r>
-        <w:t xml:space="preserve">duit </w:t>
-      </w:r>
-      <w:proofErr w:type="spellStart"/>
-      <w:r>
-        <w:t>kita</w:t>
-      </w:r>
-      <w:proofErr w:type="spellEnd"/>
-      <w:r>
-        <w:t xml:space="preserve"> </w:t>
-      </w:r>
-      <w:proofErr w:type="spellStart"/>
-      <w:r>
-        <w:t>semakin</w:t>
-      </w:r>
-      <w:proofErr w:type="spellEnd"/>
-      <w:r>
-        <w:t xml:space="preserve"> </w:t>
-      </w:r>
-      <w:proofErr w:type="spellStart"/>
-      <w:r>
-        <w:t>merosot</w:t>
-      </w:r>
-      <w:proofErr w:type="spellEnd"/>
-      <w:r>
-        <w:t xml:space="preserve"> </w:t>
-      </w:r>
-      <w:proofErr w:type="spellStart"/>
-      <w:r>
-        <w:t>akan</w:t>
-      </w:r>
-      <w:proofErr w:type="spellEnd"/>
-      <w:r>
-        <w:t xml:space="preserve"> </w:t>
-      </w:r>
-      <w:proofErr w:type="spellStart"/>
-      <w:r>
-        <w:t>membuat</w:t>
-      </w:r>
-      <w:proofErr w:type="spellEnd"/>
-      <w:r>
-        <w:t xml:space="preserve"> barang2 Malaysia </w:t>
-      </w:r>
-      <w:proofErr w:type="spellStart"/>
-      <w:r>
-        <w:t>menaik</w:t>
-      </w:r>
-      <w:proofErr w:type="spellEnd"/>
-      <w:r>
-        <w:t xml:space="preserve">. </w:t>
-      </w:r>
-      <w:r>
-        <w:t xml:space="preserve">Tapi </w:t>
-      </w:r>
-      <w:proofErr w:type="spellStart"/>
-      <w:r>
-        <w:t>pengarah</w:t>
-      </w:r>
-      <w:proofErr w:type="spellEnd"/>
-      <w:r>
-        <w:t xml:space="preserve"> </w:t>
-      </w:r>
-      <w:proofErr w:type="spellStart"/>
-      <w:r>
-        <w:t>urusan</w:t>
-      </w:r>
-      <w:proofErr w:type="spellEnd"/>
-      <w:r>
-        <w:t xml:space="preserve"> </w:t>
-      </w:r>
-      <w:proofErr w:type="spellStart"/>
-      <w:r>
-        <w:t>Mydin</w:t>
-      </w:r>
-      <w:proofErr w:type="spellEnd"/>
-      <w:r>
-        <w:t xml:space="preserve">, Datuk Ameer Ali </w:t>
-      </w:r>
-      <w:proofErr w:type="spellStart"/>
-      <w:r>
-        <w:t>Mydin</w:t>
-      </w:r>
-      <w:proofErr w:type="spellEnd"/>
-      <w:r>
-        <w:t xml:space="preserve"> kata barang </w:t>
-      </w:r>
-      <w:proofErr w:type="spellStart"/>
-      <w:r>
-        <w:t>mungkin</w:t>
-      </w:r>
-      <w:proofErr w:type="spellEnd"/>
-      <w:r>
-        <w:t xml:space="preserve"> </w:t>
-      </w:r>
-      <w:proofErr w:type="spellStart"/>
-      <w:r>
-        <w:t>meningkat</w:t>
-      </w:r>
-      <w:proofErr w:type="spellEnd"/>
-      <w:r>
-        <w:t xml:space="preserve"> </w:t>
-      </w:r>
-      <w:proofErr w:type="spellStart"/>
-      <w:r>
-        <w:t>antara</w:t>
-      </w:r>
-      <w:proofErr w:type="spellEnd"/>
-      <w:r>
-        <w:t xml:space="preserve"> 5-10 </w:t>
-      </w:r>
-      <w:proofErr w:type="spellStart"/>
-      <w:r>
-        <w:t>peratus</w:t>
-      </w:r>
-      <w:proofErr w:type="spellEnd"/>
-      <w:r>
-        <w:t xml:space="preserve">. </w:t>
-      </w:r>
-      <w:r>
-        <w:t xml:space="preserve">So </w:t>
-      </w:r>
-      <w:proofErr w:type="spellStart"/>
-      <w:r>
-        <w:t>kita</w:t>
-      </w:r>
-      <w:proofErr w:type="spellEnd"/>
-      <w:r>
-        <w:t xml:space="preserve"> </w:t>
-      </w:r>
-      <w:proofErr w:type="spellStart"/>
-      <w:r>
-        <w:t>tengok</w:t>
-      </w:r>
-      <w:proofErr w:type="spellEnd"/>
-      <w:r>
-        <w:t xml:space="preserve"> la </w:t>
-      </w:r>
-      <w:proofErr w:type="spellStart"/>
-      <w:r>
-        <w:t>Ogos</w:t>
-      </w:r>
-      <w:proofErr w:type="spellEnd"/>
-      <w:r>
-        <w:t xml:space="preserve"> macam mana nnti. </w:t>
-      </w:r>
-    </w:p>
-    <w:p>
-      <w:pPr>
-        <w:jc w:val="both"/>
-      </w:pPr>
-    </w:p>
-    <w:p>
-      <w:pPr>
-        <w:jc w:val="both"/>
-      </w:pPr>
-      <w:proofErr w:type="spellStart"/>
-      <w:r>
-        <w:t>Hutang</w:t>
-      </w:r>
-      <w:proofErr w:type="spellEnd"/>
-      <w:r>
-        <w:t xml:space="preserve"> </w:t>
-      </w:r>
-      <w:proofErr w:type="spellStart"/>
-      <w:r>
-        <w:t>Felda</w:t>
-      </w:r>
-      <w:proofErr w:type="spellEnd"/>
-      <w:r>
-        <w:t xml:space="preserve"> pulak, </w:t>
-      </w:r>
-      <w:proofErr w:type="spellStart"/>
-      <w:r>
-        <w:t>Felda</w:t>
-      </w:r>
-      <w:proofErr w:type="spellEnd"/>
-      <w:r>
-        <w:t xml:space="preserve"> chairman</w:t>
-      </w:r>
-      <w:r>
-        <w:t xml:space="preserve"> </w:t>
-      </w:r>
-      <w:r>
-        <w:t xml:space="preserve">Ahmad </w:t>
-      </w:r>
-      <w:proofErr w:type="spellStart"/>
-      <w:r>
-        <w:t>Shabery</w:t>
-      </w:r>
-      <w:proofErr w:type="spellEnd"/>
-      <w:r>
-        <w:t xml:space="preserve"> kata </w:t>
-      </w:r>
-      <w:r>
-        <w:t xml:space="preserve">mmg Muhyiddin nak </w:t>
-      </w:r>
-      <w:proofErr w:type="spellStart"/>
-      <w:r>
-        <w:t>buang</w:t>
-      </w:r>
-      <w:proofErr w:type="spellEnd"/>
-      <w:r>
-        <w:t xml:space="preserve"> </w:t>
-      </w:r>
-      <w:proofErr w:type="spellStart"/>
-      <w:r>
-        <w:t>hutang</w:t>
-      </w:r>
-      <w:proofErr w:type="spellEnd"/>
-      <w:r>
-        <w:t xml:space="preserve"> </w:t>
-      </w:r>
-      <w:proofErr w:type="spellStart"/>
-      <w:r>
-        <w:t>Felda</w:t>
-      </w:r>
-      <w:proofErr w:type="spellEnd"/>
-      <w:r>
-        <w:t xml:space="preserve"> and </w:t>
-      </w:r>
-      <w:proofErr w:type="spellStart"/>
-      <w:r>
-        <w:t>sepatutnya</w:t>
-      </w:r>
-      <w:proofErr w:type="spellEnd"/>
-      <w:r>
-        <w:t xml:space="preserve"> </w:t>
-      </w:r>
-      <w:proofErr w:type="spellStart"/>
-      <w:r>
-        <w:t>akan</w:t>
-      </w:r>
-      <w:proofErr w:type="spellEnd"/>
-      <w:r>
-        <w:t xml:space="preserve"> buat pada 2022 </w:t>
-      </w:r>
-      <w:proofErr w:type="spellStart"/>
-      <w:r>
-        <w:t>tetapi</w:t>
-      </w:r>
-      <w:proofErr w:type="spellEnd"/>
-      <w:r>
-        <w:t xml:space="preserve"> tak </w:t>
-      </w:r>
-      <w:proofErr w:type="spellStart"/>
-      <w:r>
-        <w:t>berjadi</w:t>
-      </w:r>
-      <w:proofErr w:type="spellEnd"/>
-      <w:r>
-        <w:t xml:space="preserve"> </w:t>
-      </w:r>
-      <w:r>
-        <w:t>so</w:t>
-      </w:r>
-      <w:r>
-        <w:t xml:space="preserve"> pada </w:t>
-      </w:r>
-      <w:proofErr w:type="spellStart"/>
-      <w:r>
-        <w:t>pentadbiran</w:t>
-      </w:r>
-      <w:proofErr w:type="spellEnd"/>
-      <w:r>
-        <w:t xml:space="preserve"> </w:t>
-      </w:r>
-      <w:proofErr w:type="spellStart"/>
-      <w:r>
-        <w:t>kerajaan</w:t>
-      </w:r>
-      <w:proofErr w:type="spellEnd"/>
-      <w:r>
-        <w:t xml:space="preserve"> </w:t>
-      </w:r>
-      <w:proofErr w:type="spellStart"/>
-      <w:r>
-        <w:t>Madani</w:t>
-      </w:r>
-      <w:proofErr w:type="spellEnd"/>
-      <w:r>
-        <w:t xml:space="preserve">, </w:t>
+        <w:t xml:space="preserve"> Madani, </w:t>
       </w:r>
       <w:r>
         <w:t xml:space="preserve">Anwar yang buat </w:t>
@@ -2386,13 +2198,8 @@
       <w:r>
         <w:t xml:space="preserve"> July, </w:t>
       </w:r>
-      <w:proofErr w:type="spellStart"/>
-      <w:r>
-        <w:t>Hadi</w:t>
-      </w:r>
-      <w:proofErr w:type="spellEnd"/>
-      <w:r>
-        <w:t xml:space="preserve"> </w:t>
+      <w:r>
+        <w:t xml:space="preserve">Hadi </w:t>
       </w:r>
       <w:proofErr w:type="spellStart"/>
       <w:r>
@@ -2418,13 +2225,8 @@
       <w:r>
         <w:t xml:space="preserve"> </w:t>
       </w:r>
-      <w:proofErr w:type="spellStart"/>
-      <w:r>
-        <w:t>Hadi</w:t>
-      </w:r>
-      <w:proofErr w:type="spellEnd"/>
-      <w:r>
-        <w:t xml:space="preserve"> kata </w:t>
+      <w:r>
+        <w:t xml:space="preserve">Hadi kata </w:t>
       </w:r>
       <w:proofErr w:type="spellStart"/>
       <w:r>
@@ -2555,15 +2357,7 @@
         <w:jc w:val="both"/>
       </w:pPr>
       <w:r>
-        <w:t xml:space="preserve">Nik </w:t>
-      </w:r>
-      <w:proofErr w:type="spellStart"/>
-      <w:r>
-        <w:t>Nazmi</w:t>
-      </w:r>
-      <w:proofErr w:type="spellEnd"/>
-      <w:r>
-        <w:t xml:space="preserve"> pulak </w:t>
+        <w:t xml:space="preserve">Nik Nazmi pulak </w:t>
       </w:r>
       <w:proofErr w:type="spellStart"/>
       <w:r>
@@ -2587,183 +2381,281 @@
       </w:r>
       <w:proofErr w:type="spellEnd"/>
       <w:r>
-        <w:t xml:space="preserve"> Sarawak </w:t>
-      </w:r>
-      <w:proofErr w:type="spellStart"/>
-      <w:r>
-        <w:t>balik</w:t>
+        <w:t xml:space="preserve"> Sarawak balik</w:t>
+      </w:r>
+      <w:r>
+        <w:t xml:space="preserve">. Ini </w:t>
+      </w:r>
+      <w:proofErr w:type="spellStart"/>
+      <w:r>
+        <w:t>mengikut</w:t>
+      </w:r>
+      <w:proofErr w:type="spellEnd"/>
+      <w:r>
+        <w:t xml:space="preserve"> </w:t>
+      </w:r>
+      <w:proofErr w:type="spellStart"/>
+      <w:r>
+        <w:t>perjanjian</w:t>
+      </w:r>
+      <w:proofErr w:type="spellEnd"/>
+      <w:r>
+        <w:t xml:space="preserve"> </w:t>
+      </w:r>
+      <w:r>
+        <w:t xml:space="preserve">MA63. </w:t>
+      </w:r>
+    </w:p>
+    <w:p>
+      <w:pPr>
+        <w:jc w:val="both"/>
+      </w:pPr>
+    </w:p>
+    <w:p>
+      <w:pPr>
+        <w:jc w:val="both"/>
+      </w:pPr>
+      <w:r>
+        <w:t xml:space="preserve">Fadhli Shaari kata pula check balik </w:t>
+      </w:r>
+      <w:proofErr w:type="spellStart"/>
+      <w:r>
+        <w:t>kes</w:t>
+      </w:r>
+      <w:proofErr w:type="spellEnd"/>
+      <w:r>
+        <w:t xml:space="preserve"> An</w:t>
+      </w:r>
+      <w:r>
+        <w:t xml:space="preserve">war </w:t>
+      </w:r>
+      <w:proofErr w:type="spellStart"/>
+      <w:r>
+        <w:t>rasuah</w:t>
+      </w:r>
+      <w:proofErr w:type="spellEnd"/>
+      <w:r>
+        <w:t xml:space="preserve"> dan </w:t>
+      </w:r>
+      <w:proofErr w:type="spellStart"/>
+      <w:r>
+        <w:t>kes</w:t>
+      </w:r>
+      <w:proofErr w:type="spellEnd"/>
+      <w:r>
+        <w:t xml:space="preserve"> </w:t>
+      </w:r>
+      <w:proofErr w:type="spellStart"/>
+      <w:r>
+        <w:t>liwat</w:t>
+      </w:r>
+      <w:proofErr w:type="spellEnd"/>
+      <w:r>
+        <w:t xml:space="preserve"> </w:t>
+      </w:r>
+      <w:proofErr w:type="spellStart"/>
+      <w:r>
+        <w:t>selepas</w:t>
+      </w:r>
+      <w:proofErr w:type="spellEnd"/>
+      <w:r>
+        <w:t xml:space="preserve"> Anwar kata hakim2 </w:t>
+      </w:r>
+      <w:proofErr w:type="spellStart"/>
+      <w:r>
+        <w:t>sebelum</w:t>
+      </w:r>
+      <w:proofErr w:type="spellEnd"/>
+      <w:r>
+        <w:t xml:space="preserve"> </w:t>
+      </w:r>
+      <w:proofErr w:type="spellStart"/>
+      <w:r>
+        <w:t>ni</w:t>
+      </w:r>
+      <w:proofErr w:type="spellEnd"/>
+      <w:r>
+        <w:t xml:space="preserve"> </w:t>
+      </w:r>
+      <w:proofErr w:type="spellStart"/>
+      <w:r>
+        <w:t>membuat</w:t>
+      </w:r>
+      <w:proofErr w:type="spellEnd"/>
+      <w:r>
+        <w:t xml:space="preserve"> </w:t>
+      </w:r>
+      <w:proofErr w:type="spellStart"/>
+      <w:r>
+        <w:t>keputusan</w:t>
+      </w:r>
+      <w:proofErr w:type="spellEnd"/>
+      <w:r>
+        <w:t xml:space="preserve"> yang </w:t>
+      </w:r>
+      <w:proofErr w:type="spellStart"/>
+      <w:r>
+        <w:t>menyimpang</w:t>
+      </w:r>
+      <w:proofErr w:type="spellEnd"/>
+      <w:r>
+        <w:t xml:space="preserve"> </w:t>
+      </w:r>
+      <w:proofErr w:type="spellStart"/>
+      <w:r>
+        <w:t>berunsur</w:t>
+      </w:r>
+      <w:proofErr w:type="spellEnd"/>
+      <w:r>
+        <w:t xml:space="preserve"> </w:t>
+      </w:r>
+      <w:proofErr w:type="spellStart"/>
+      <w:r>
+        <w:t>keadilan</w:t>
+      </w:r>
+      <w:proofErr w:type="spellEnd"/>
+      <w:r>
+        <w:t xml:space="preserve"> </w:t>
+      </w:r>
+      <w:proofErr w:type="spellStart"/>
+      <w:r>
+        <w:t>terutama</w:t>
+      </w:r>
+      <w:proofErr w:type="spellEnd"/>
+      <w:r>
+        <w:t xml:space="preserve"> </w:t>
+      </w:r>
+      <w:proofErr w:type="spellStart"/>
+      <w:r>
+        <w:t>ahli</w:t>
+      </w:r>
+      <w:proofErr w:type="spellEnd"/>
+      <w:r>
+        <w:t xml:space="preserve"> </w:t>
+      </w:r>
+      <w:proofErr w:type="spellStart"/>
+      <w:r>
+        <w:t>politik</w:t>
       </w:r>
       <w:proofErr w:type="spellEnd"/>
       <w:r>
         <w:t xml:space="preserve">. </w:t>
       </w:r>
-      <w:proofErr w:type="spellStart"/>
-      <w:r>
-        <w:t>Ini</w:t>
-      </w:r>
-      <w:proofErr w:type="spellEnd"/>
-      <w:r>
-        <w:t xml:space="preserve"> </w:t>
-      </w:r>
-      <w:proofErr w:type="spellStart"/>
-      <w:r>
-        <w:t>mengikut</w:t>
-      </w:r>
-      <w:proofErr w:type="spellEnd"/>
-      <w:r>
-        <w:t xml:space="preserve"> </w:t>
-      </w:r>
-      <w:proofErr w:type="spellStart"/>
-      <w:r>
-        <w:t>perjanjian</w:t>
-      </w:r>
-      <w:proofErr w:type="spellEnd"/>
-      <w:r>
-        <w:t xml:space="preserve"> </w:t>
-      </w:r>
-      <w:r>
-        <w:t xml:space="preserve">MA63. </w:t>
-      </w:r>
-    </w:p>
-    <w:p>
-      <w:pPr>
-        <w:jc w:val="both"/>
-      </w:pPr>
-    </w:p>
-    <w:p>
-      <w:pPr>
-        <w:jc w:val="both"/>
-      </w:pPr>
-      <w:proofErr w:type="spellStart"/>
-      <w:r>
-        <w:t>Fadhli</w:t>
-      </w:r>
-      <w:proofErr w:type="spellEnd"/>
-      <w:r>
-        <w:t xml:space="preserve"> </w:t>
-      </w:r>
-      <w:proofErr w:type="spellStart"/>
-      <w:r>
-        <w:t>Shaari</w:t>
-      </w:r>
-      <w:proofErr w:type="spellEnd"/>
-      <w:r>
-        <w:t xml:space="preserve"> kata pula check </w:t>
-      </w:r>
-      <w:proofErr w:type="spellStart"/>
-      <w:r>
-        <w:t>balik</w:t>
-      </w:r>
-      <w:proofErr w:type="spellEnd"/>
-      <w:r>
-        <w:t xml:space="preserve"> </w:t>
-      </w:r>
-      <w:proofErr w:type="spellStart"/>
-      <w:r>
-        <w:t>kes</w:t>
-      </w:r>
-      <w:proofErr w:type="spellEnd"/>
-      <w:r>
-        <w:t xml:space="preserve"> An</w:t>
-      </w:r>
-      <w:r>
-        <w:t xml:space="preserve">war </w:t>
-      </w:r>
-      <w:proofErr w:type="spellStart"/>
-      <w:r>
-        <w:t>rasuah</w:t>
-      </w:r>
-      <w:proofErr w:type="spellEnd"/>
-      <w:r>
-        <w:t xml:space="preserve"> dan </w:t>
-      </w:r>
-      <w:proofErr w:type="spellStart"/>
-      <w:r>
-        <w:t>kes</w:t>
-      </w:r>
-      <w:proofErr w:type="spellEnd"/>
-      <w:r>
-        <w:t xml:space="preserve"> </w:t>
-      </w:r>
-      <w:proofErr w:type="spellStart"/>
-      <w:r>
-        <w:t>liwat</w:t>
-      </w:r>
-      <w:proofErr w:type="spellEnd"/>
-      <w:r>
-        <w:t xml:space="preserve"> </w:t>
-      </w:r>
-      <w:proofErr w:type="spellStart"/>
-      <w:r>
-        <w:t>selepas</w:t>
-      </w:r>
-      <w:proofErr w:type="spellEnd"/>
-      <w:r>
-        <w:t xml:space="preserve"> Anwar kata hakim2 </w:t>
-      </w:r>
-      <w:proofErr w:type="spellStart"/>
-      <w:r>
-        <w:t>sebelum</w:t>
-      </w:r>
-      <w:proofErr w:type="spellEnd"/>
-      <w:r>
-        <w:t xml:space="preserve"> </w:t>
-      </w:r>
-      <w:proofErr w:type="spellStart"/>
-      <w:r>
-        <w:t>ni</w:t>
-      </w:r>
-      <w:proofErr w:type="spellEnd"/>
-      <w:r>
-        <w:t xml:space="preserve"> </w:t>
-      </w:r>
-      <w:proofErr w:type="spellStart"/>
-      <w:r>
-        <w:t>membuat</w:t>
-      </w:r>
-      <w:proofErr w:type="spellEnd"/>
-      <w:r>
-        <w:t xml:space="preserve"> </w:t>
-      </w:r>
-      <w:proofErr w:type="spellStart"/>
-      <w:r>
-        <w:t>keputusan</w:t>
-      </w:r>
-      <w:proofErr w:type="spellEnd"/>
-      <w:r>
-        <w:t xml:space="preserve"> yang </w:t>
-      </w:r>
-      <w:proofErr w:type="spellStart"/>
-      <w:r>
-        <w:t>menyimpang</w:t>
-      </w:r>
-      <w:proofErr w:type="spellEnd"/>
-      <w:r>
-        <w:t xml:space="preserve"> </w:t>
-      </w:r>
-      <w:proofErr w:type="spellStart"/>
-      <w:r>
-        <w:t>berunsur</w:t>
-      </w:r>
-      <w:proofErr w:type="spellEnd"/>
-      <w:r>
-        <w:t xml:space="preserve"> </w:t>
-      </w:r>
-      <w:proofErr w:type="spellStart"/>
-      <w:r>
-        <w:t>keadilan</w:t>
-      </w:r>
-      <w:proofErr w:type="spellEnd"/>
-      <w:r>
-        <w:t xml:space="preserve"> </w:t>
-      </w:r>
-      <w:proofErr w:type="spellStart"/>
-      <w:r>
-        <w:t>terutama</w:t>
-      </w:r>
-      <w:proofErr w:type="spellEnd"/>
-      <w:r>
-        <w:t xml:space="preserve"> </w:t>
+      <w:r>
+        <w:t xml:space="preserve"> </w:t>
+      </w:r>
+    </w:p>
+    <w:p>
+      <w:pPr>
+        <w:jc w:val="both"/>
+      </w:pPr>
+    </w:p>
+    <w:p>
+      <w:pPr>
+        <w:jc w:val="both"/>
+      </w:pPr>
+    </w:p>
+    <w:p>
+      <w:pPr>
+        <w:jc w:val="both"/>
+      </w:pPr>
+    </w:p>
+    <w:p>
+      <w:pPr>
+        <w:jc w:val="both"/>
+      </w:pPr>
+    </w:p>
+    <w:p>
+      <w:pPr>
+        <w:jc w:val="both"/>
+      </w:pPr>
+    </w:p>
+    <w:p>
+      <w:pPr>
+        <w:jc w:val="both"/>
+      </w:pPr>
+      <w:r>
+        <w:t>3</w:t>
+      </w:r>
+      <w:r>
+        <w:rPr>
+          <w:vertAlign w:val="superscript"/>
+        </w:rPr>
+        <w:t>rd</w:t>
+      </w:r>
+      <w:r>
+        <w:t xml:space="preserve"> Quarter 2025</w:t>
+      </w:r>
+    </w:p>
+    <w:p>
+      <w:pPr>
+        <w:jc w:val="both"/>
+      </w:pPr>
+      <w:proofErr w:type="spellStart"/>
+      <w:r>
+        <w:t>Prasarana</w:t>
+      </w:r>
+      <w:proofErr w:type="spellEnd"/>
+      <w:r>
+        <w:t xml:space="preserve"> delayed LRT despite </w:t>
+      </w:r>
+      <w:r>
+        <w:t>invest billions on them. Should have focus on busses more</w:t>
+      </w:r>
+      <w:r>
+        <w:t xml:space="preserve">. </w:t>
+      </w:r>
+    </w:p>
+    <w:p>
+      <w:pPr>
+        <w:jc w:val="both"/>
+      </w:pPr>
+    </w:p>
+    <w:p>
+      <w:pPr>
+        <w:jc w:val="both"/>
+      </w:pPr>
+      <w:r>
+        <w:t>With TYT Musa Aman</w:t>
+      </w:r>
+      <w:r>
+        <w:t xml:space="preserve"> birthday</w:t>
+      </w:r>
+      <w:r>
+        <w:t xml:space="preserve"> celebration to </w:t>
+      </w:r>
+      <w:r>
+        <w:t xml:space="preserve">want to praise </w:t>
+      </w:r>
+      <w:proofErr w:type="spellStart"/>
+      <w:r>
+        <w:t>Anifah</w:t>
+      </w:r>
+      <w:proofErr w:type="spellEnd"/>
+      <w:r>
+        <w:t xml:space="preserve"> Aman role in Labuan administration</w:t>
+      </w:r>
+      <w:r>
+        <w:t xml:space="preserve">, Sabah gov seems to </w:t>
+      </w:r>
+      <w:r>
+        <w:t xml:space="preserve">love praising leaders than do </w:t>
+      </w:r>
+      <w:r>
+        <w:t>work</w:t>
+      </w:r>
+    </w:p>
+    <w:p>
+      <w:pPr>
+        <w:jc w:val="both"/>
+      </w:pPr>
+    </w:p>
+    <w:p>
+      <w:pPr>
+        <w:jc w:val="both"/>
+      </w:pPr>
+      <w:r>
+        <w:t xml:space="preserve">The reason why </w:t>
       </w:r>
       <w:proofErr w:type="spellStart"/>
       <w:r>
@@ -2771,59 +2663,123 @@
       </w:r>
       <w:proofErr w:type="spellEnd"/>
       <w:r>
-        <w:t xml:space="preserve"> </w:t>
-      </w:r>
-      <w:proofErr w:type="spellStart"/>
-      <w:r>
-        <w:t>politik</w:t>
-      </w:r>
-      <w:proofErr w:type="spellEnd"/>
-      <w:r>
-        <w:t xml:space="preserve">. </w:t>
-      </w:r>
-      <w:r>
-        <w:t xml:space="preserve"> </w:t>
-      </w:r>
-    </w:p>
-    <w:p>
-      <w:pPr>
-        <w:jc w:val="both"/>
-      </w:pPr>
-    </w:p>
-    <w:p>
-      <w:pPr>
-        <w:jc w:val="both"/>
-      </w:pPr>
-    </w:p>
-    <w:p>
-      <w:pPr>
-        <w:jc w:val="both"/>
-      </w:pPr>
-    </w:p>
-    <w:p>
-      <w:pPr>
-        <w:jc w:val="both"/>
-      </w:pPr>
-    </w:p>
-    <w:p>
-      <w:pPr>
-        <w:jc w:val="both"/>
-      </w:pPr>
-    </w:p>
-    <w:p>
-      <w:pPr>
-        <w:jc w:val="both"/>
-      </w:pPr>
-    </w:p>
-    <w:p>
-      <w:pPr>
-        <w:jc w:val="both"/>
-      </w:pPr>
-    </w:p>
-    <w:p>
-      <w:pPr>
-        <w:jc w:val="both"/>
-      </w:pPr>
+        <w:t xml:space="preserve"> parliament suka </w:t>
+      </w:r>
+      <w:proofErr w:type="spellStart"/>
+      <w:r>
+        <w:t>bising</w:t>
+      </w:r>
+      <w:proofErr w:type="spellEnd"/>
+      <w:r>
+        <w:t xml:space="preserve"> kat parliament is because </w:t>
+      </w:r>
+      <w:r>
+        <w:t xml:space="preserve">of various of reasons. Ahli </w:t>
+      </w:r>
+      <w:proofErr w:type="spellStart"/>
+      <w:r>
+        <w:t>pembangkang</w:t>
+      </w:r>
+      <w:proofErr w:type="spellEnd"/>
+      <w:r>
+        <w:t xml:space="preserve"> nak kacau orang yang </w:t>
+      </w:r>
+      <w:proofErr w:type="spellStart"/>
+      <w:r>
+        <w:t>baha</w:t>
+      </w:r>
+      <w:r>
+        <w:t>s</w:t>
+      </w:r>
+      <w:proofErr w:type="spellEnd"/>
+      <w:r>
+        <w:t>. Kalau</w:t>
+      </w:r>
+      <w:r>
+        <w:t xml:space="preserve"> </w:t>
+      </w:r>
+      <w:proofErr w:type="spellStart"/>
+      <w:r>
+        <w:t>ada</w:t>
+      </w:r>
+      <w:proofErr w:type="spellEnd"/>
+      <w:r>
+        <w:t xml:space="preserve"> Menteri buat </w:t>
+      </w:r>
+      <w:proofErr w:type="spellStart"/>
+      <w:r>
+        <w:t>ucapan</w:t>
+      </w:r>
+      <w:proofErr w:type="spellEnd"/>
+      <w:r>
+        <w:t xml:space="preserve"> buat </w:t>
+      </w:r>
+      <w:proofErr w:type="spellStart"/>
+      <w:r>
+        <w:t>kenyataan</w:t>
+      </w:r>
+      <w:proofErr w:type="spellEnd"/>
+      <w:r>
+        <w:t xml:space="preserve"> salah</w:t>
+      </w:r>
+      <w:r>
+        <w:t xml:space="preserve">, diorng kena </w:t>
+      </w:r>
+      <w:proofErr w:type="spellStart"/>
+      <w:r>
+        <w:t>bangkit</w:t>
+      </w:r>
+      <w:proofErr w:type="spellEnd"/>
+      <w:r>
+        <w:t xml:space="preserve"> nak counter those arguments. Nak </w:t>
+      </w:r>
+      <w:proofErr w:type="spellStart"/>
+      <w:r>
+        <w:t>tunjuk</w:t>
+      </w:r>
+      <w:proofErr w:type="spellEnd"/>
+      <w:r>
+        <w:t xml:space="preserve"> diorng kat rakyat </w:t>
+      </w:r>
+      <w:r>
+        <w:t>diorng yng</w:t>
+      </w:r>
+      <w:r>
+        <w:t xml:space="preserve"> diorng buat kerja.</w:t>
+      </w:r>
+      <w:r>
+        <w:t xml:space="preserve"> </w:t>
+      </w:r>
+      <w:proofErr w:type="spellStart"/>
+      <w:r>
+        <w:t>Bangkit</w:t>
+      </w:r>
+      <w:proofErr w:type="spellEnd"/>
+      <w:r>
+        <w:t xml:space="preserve"> </w:t>
+      </w:r>
+      <w:proofErr w:type="spellStart"/>
+      <w:r>
+        <w:t>isu</w:t>
+      </w:r>
+      <w:proofErr w:type="spellEnd"/>
+      <w:r>
+        <w:t xml:space="preserve"> </w:t>
+      </w:r>
+      <w:proofErr w:type="spellStart"/>
+      <w:r>
+        <w:t>semasa</w:t>
+      </w:r>
+      <w:proofErr w:type="spellEnd"/>
+      <w:r>
+        <w:t xml:space="preserve"> to let the people know about the </w:t>
+      </w:r>
+      <w:r>
+        <w:t>situation (</w:t>
+      </w:r>
+      <w:r>
+        <w:t>source: watch a lot of parliament videos).</w:t>
+      </w:r>
     </w:p>
     <w:p>
       <w:pPr>
@@ -2854,7 +2810,7 @@
         </w:numPr>
         <w:jc w:val="both"/>
       </w:pPr>
-      <w:hyperlink r:id="rId6" w:history="1">
+      <w:hyperlink r:id="rId7" w:history="1">
         <w:r>
           <w:rPr>
             <w:rStyle w:val="Hyperlink"/>
@@ -2872,9 +2828,63 @@
         </w:numPr>
         <w:jc w:val="both"/>
       </w:pPr>
-      <w:r>
-        <w:t>https://www.bharian.com.my/berita/nasional/2023/07/1125446/kebajikan-faedah-pemandu-bas-akan-ditambah-baik-anthony-loke</w:t>
-      </w:r>
+      <w:hyperlink r:id="rId8" w:history="1">
+        <w:r>
+          <w:rPr>
+            <w:rStyle w:val="Hyperlink"/>
+          </w:rPr>
+          <w:t>https://www.bharian.com.my/berita/nasional/2023/07/1125446/kebajikan-faedah-pemandu-bas-akan-ditambah-baik-anthony-loke</w:t>
+        </w:r>
+      </w:hyperlink>
+    </w:p>
+    <w:p>
+      <w:pPr>
+        <w:pStyle w:val="ListParagraph"/>
+        <w:numPr>
+          <w:ilvl w:val="0"/>
+          <w:numId w:val="1"/>
+        </w:numPr>
+        <w:jc w:val="both"/>
+      </w:pPr>
+      <w:hyperlink r:id="rId9" w:history="1">
+        <w:r>
+          <w:rPr>
+            <w:rStyle w:val="Hyperlink"/>
+            <w:rFonts w:ascii="Calibri" w:eastAsia="Times New Roman" w:hAnsi="Calibri" w:cs="Calibri"/>
+            <w:lang w:eastAsia="en-MY"/>
+          </w:rPr>
+          <w:t>https://paultan.org/2025/08/26/lrt3-shah-alam-line-opening-delayed-to-year-end/</w:t>
+        </w:r>
+      </w:hyperlink>
+    </w:p>
+    <w:p>
+      <w:pPr>
+        <w:pStyle w:val="ListParagraph"/>
+        <w:numPr>
+          <w:ilvl w:val="0"/>
+          <w:numId w:val="1"/>
+        </w:numPr>
+        <w:jc w:val="both"/>
+      </w:pPr>
+      <w:r>
+        <w:rPr>
+          <w:rFonts w:ascii="Calibri" w:eastAsia="Times New Roman" w:hAnsi="Calibri" w:cs="Calibri"/>
+          <w:color w:val="000000"/>
+          <w:lang w:eastAsia="en-MY"/>
+        </w:rPr>
+        <w:t>https://www.dailyexpress.com.my/news/265338/chamber-rejects-claims-over-anifah-s-labuan-role/</w:t>
+      </w:r>
+    </w:p>
+    <w:p>
+      <w:pPr>
+        <w:jc w:val="both"/>
+      </w:pPr>
+    </w:p>
+    <w:p>
+      <w:pPr>
+        <w:ind w:left="360"/>
+        <w:jc w:val="both"/>
+      </w:pPr>
     </w:p>
     <w:p>
       <w:pPr>
@@ -3127,7 +3137,7 @@
 </file>
 
 <file path=word/numbering.xml><?xml version="1.0" encoding="utf-8"?>
-<w:numbering xmlns:wpc="http://schemas.microsoft.com/office/word/2010/wordprocessingCanvas" xmlns:cx="http://schemas.microsoft.com/office/drawing/2014/chartex" xmlns:cx1="http://schemas.microsoft.com/office/drawing/2015/9/8/chartex" xmlns:cx2="http://schemas.microsoft.com/office/drawing/2015/10/21/chartex" xmlns:cx3="http://schemas.microsoft.com/office/drawing/2016/5/9/chartex" xmlns:cx4="http://schemas.microsoft.com/office/drawing/2016/5/10/chartex" xmlns:cx5="http://schemas.microsoft.com/office/drawing/2016/5/11/chartex" xmlns:cx6="http://schemas.microsoft.com/office/drawing/2016/5/12/chartex" xmlns:cx7="http://schemas.microsoft.com/office/drawing/2016/5/13/chartex" xmlns:cx8="http://schemas.microsoft.com/office/drawing/2016/5/14/chartex" xmlns:mc="http://schemas.openxmlformats.org/markup-compatibility/2006" xmlns:aink="http://schemas.microsoft.com/office/drawing/2016/ink" xmlns:am3d="http://schemas.microsoft.com/office/drawing/2017/model3d" xmlns:o="urn:schemas-microsoft-com:office:office" xmlns:r="http://schemas.openxmlformats.org/officeDocument/2006/relationships" xmlns:m="http://schemas.openxmlformats.org/officeDocument/2006/math" xmlns:v="urn:schemas-microsoft-com:vml" xmlns:wp14="http://schemas.microsoft.com/office/word/2010/wordprocessingDrawing" xmlns:wp="http://schemas.openxmlformats.org/drawingml/2006/wordprocessingDrawing" xmlns:w10="urn:schemas-microsoft-com:office:word" xmlns:w="http://schemas.openxmlformats.org/wordprocessingml/2006/main" xmlns:w14="http://schemas.microsoft.com/office/word/2010/wordml" xmlns:w15="http://schemas.microsoft.com/office/word/2012/wordml" xmlns:w16cex="http://schemas.microsoft.com/office/word/2018/wordml/cex" xmlns:w16cid="http://schemas.microsoft.com/office/word/2016/wordml/cid" xmlns:w16="http://schemas.microsoft.com/office/word/2018/wordml" xmlns:w16sdtdh="http://schemas.microsoft.com/office/word/2020/wordml/sdtdatahash" xmlns:w16se="http://schemas.microsoft.com/office/word/2015/wordml/symex" xmlns:wpg="http://schemas.microsoft.com/office/word/2010/wordprocessingGroup" xmlns:wpi="http://schemas.microsoft.com/office/word/2010/wordprocessingInk" xmlns:wne="http://schemas.microsoft.com/office/word/2006/wordml" xmlns:wps="http://schemas.microsoft.com/office/word/2010/wordprocessingShape" mc:Ignorable="w14 w15 w16se w16cid w16 w16cex w16sdtdh wp14">
+<w:numbering xmlns:wpc="http://schemas.microsoft.com/office/word/2010/wordprocessingCanvas" xmlns:cx="http://schemas.microsoft.com/office/drawing/2014/chartex" xmlns:cx1="http://schemas.microsoft.com/office/drawing/2015/9/8/chartex" xmlns:cx2="http://schemas.microsoft.com/office/drawing/2015/10/21/chartex" xmlns:cx3="http://schemas.microsoft.com/office/drawing/2016/5/9/chartex" xmlns:cx4="http://schemas.microsoft.com/office/drawing/2016/5/10/chartex" xmlns:cx5="http://schemas.microsoft.com/office/drawing/2016/5/11/chartex" xmlns:cx6="http://schemas.microsoft.com/office/drawing/2016/5/12/chartex" xmlns:cx7="http://schemas.microsoft.com/office/drawing/2016/5/13/chartex" xmlns:cx8="http://schemas.microsoft.com/office/drawing/2016/5/14/chartex" xmlns:mc="http://schemas.openxmlformats.org/markup-compatibility/2006" xmlns:aink="http://schemas.microsoft.com/office/drawing/2016/ink" xmlns:am3d="http://schemas.microsoft.com/office/drawing/2017/model3d" xmlns:o="urn:schemas-microsoft-com:office:office" xmlns:oel="http://schemas.microsoft.com/office/2019/extlst" xmlns:r="http://schemas.openxmlformats.org/officeDocument/2006/relationships" xmlns:m="http://schemas.openxmlformats.org/officeDocument/2006/math" xmlns:v="urn:schemas-microsoft-com:vml" xmlns:wp14="http://schemas.microsoft.com/office/word/2010/wordprocessingDrawing" xmlns:wp="http://schemas.openxmlformats.org/drawingml/2006/wordprocessingDrawing" xmlns:w10="urn:schemas-microsoft-com:office:word" xmlns:w="http://schemas.openxmlformats.org/wordprocessingml/2006/main" xmlns:w14="http://schemas.microsoft.com/office/word/2010/wordml" xmlns:w15="http://schemas.microsoft.com/office/word/2012/wordml" xmlns:w16cex="http://schemas.microsoft.com/office/word/2018/wordml/cex" xmlns:w16cid="http://schemas.microsoft.com/office/word/2016/wordml/cid" xmlns:w16="http://schemas.microsoft.com/office/word/2018/wordml" xmlns:w16du="http://schemas.microsoft.com/office/word/2023/wordml/word16du" xmlns:w16sdtdh="http://schemas.microsoft.com/office/word/2020/wordml/sdtdatahash" xmlns:w16sdtfl="http://schemas.microsoft.com/office/word/2024/wordml/sdtformatlock" xmlns:w16se="http://schemas.microsoft.com/office/word/2015/wordml/symex" xmlns:wpg="http://schemas.microsoft.com/office/word/2010/wordprocessingGroup" xmlns:wpi="http://schemas.microsoft.com/office/word/2010/wordprocessingInk" xmlns:wne="http://schemas.microsoft.com/office/word/2006/wordml" xmlns:wps="http://schemas.microsoft.com/office/word/2010/wordprocessingShape" mc:Ignorable="w14 w15 w16se w16cid w16 w16cex w16sdtdh w16sdtfl w16du wp14">
   <w:abstractNum w:abstractNumId="0" w15:restartNumberingAfterBreak="0">
     <w:nsid w:val="79DC2DF1"/>
     <w:multiLevelType w:val="hybridMultilevel"/>
@@ -3241,14 +3251,14 @@
       </w:rPr>
     </w:lvl>
   </w:abstractNum>
-  <w:num w:numId="1">
+  <w:num w:numId="1" w16cid:durableId="484277540">
     <w:abstractNumId w:val="0"/>
   </w:num>
 </w:numbering>
 </file>
 
 <file path=word/styles.xml><?xml version="1.0" encoding="utf-8"?>
-<w:styles xmlns:mc="http://schemas.openxmlformats.org/markup-compatibility/2006" xmlns:r="http://schemas.openxmlformats.org/officeDocument/2006/relationships" xmlns:w="http://schemas.openxmlformats.org/wordprocessingml/2006/main" xmlns:w14="http://schemas.microsoft.com/office/word/2010/wordml" xmlns:w15="http://schemas.microsoft.com/office/word/2012/wordml" xmlns:w16cex="http://schemas.microsoft.com/office/word/2018/wordml/cex" xmlns:w16cid="http://schemas.microsoft.com/office/word/2016/wordml/cid" xmlns:w16="http://schemas.microsoft.com/office/word/2018/wordml" xmlns:w16sdtdh="http://schemas.microsoft.com/office/word/2020/wordml/sdtdatahash" xmlns:w16se="http://schemas.microsoft.com/office/word/2015/wordml/symex" mc:Ignorable="w14 w15 w16se w16cid w16 w16cex w16sdtdh">
+<w:styles xmlns:mc="http://schemas.openxmlformats.org/markup-compatibility/2006" xmlns:r="http://schemas.openxmlformats.org/officeDocument/2006/relationships" xmlns:w="http://schemas.openxmlformats.org/wordprocessingml/2006/main" xmlns:w14="http://schemas.microsoft.com/office/word/2010/wordml" xmlns:w15="http://schemas.microsoft.com/office/word/2012/wordml" xmlns:w16cex="http://schemas.microsoft.com/office/word/2018/wordml/cex" xmlns:w16cid="http://schemas.microsoft.com/office/word/2016/wordml/cid" xmlns:w16="http://schemas.microsoft.com/office/word/2018/wordml" xmlns:w16du="http://schemas.microsoft.com/office/word/2023/wordml/word16du" xmlns:w16sdtdh="http://schemas.microsoft.com/office/word/2020/wordml/sdtdatahash" xmlns:w16sdtfl="http://schemas.microsoft.com/office/word/2024/wordml/sdtformatlock" xmlns:w16se="http://schemas.microsoft.com/office/word/2015/wordml/symex" mc:Ignorable="w14 w15 w16se w16cid w16 w16cex w16sdtdh w16sdtfl w16du">
   <w:docDefaults>
     <w:rPrDefault>
       <w:rPr>
@@ -3671,6 +3681,7 @@
   <w:style w:type="character" w:default="1" w:styleId="DefaultParagraphFont">
     <w:name w:val="Default Paragraph Font"/>
     <w:uiPriority w:val="1"/>
+    <w:semiHidden/>
     <w:unhideWhenUsed/>
   </w:style>
   <w:style w:type="table" w:default="1" w:styleId="TableNormal">
